--- a/tuan06/BT05_ComputationGraph_NguyenHuuAnhKhoa_3123411158.docx
+++ b/tuan06/BT05_ComputationGraph_NguyenHuuAnhKhoa_3123411158.docx
@@ -7,6 +7,9 @@
         <w:jc w:val="center"/>
       </w:pPr>
       <w:r>
+        <w:rPr>
+          <w:noProof/>
+        </w:rPr>
         <w:drawing>
           <wp:anchor distT="0" distB="0" distL="0" distR="0" simplePos="0" relativeHeight="251659264" behindDoc="1" locked="0" layoutInCell="1" allowOverlap="1" wp14:anchorId="20C9E6D7" wp14:editId="147CCA4C">
             <wp:simplePos x="0" y="0"/>
@@ -154,6 +157,7 @@
       <w:r>
         <w:rPr>
           <w:b/>
+          <w:noProof/>
         </w:rPr>
         <w:drawing>
           <wp:inline distT="0" distB="0" distL="0" distR="0" wp14:anchorId="7CA97D19" wp14:editId="4E994308">
@@ -545,6 +549,7 @@
               <w:jc w:val="center"/>
               <w:rPr>
                 <w:rFonts w:cs="Times New Roman"/>
+                <w:bCs/>
                 <w:sz w:val="26"/>
                 <w:szCs w:val="26"/>
               </w:rPr>
@@ -553,7 +558,7 @@
             <w:r>
               <w:rPr>
                 <w:rFonts w:cs="Times New Roman"/>
-                <w:b/>
+                <w:bCs/>
                 <w:sz w:val="26"/>
                 <w:szCs w:val="26"/>
               </w:rPr>
@@ -563,7 +568,7 @@
             <w:r>
               <w:rPr>
                 <w:rFonts w:cs="Times New Roman"/>
-                <w:b/>
+                <w:bCs/>
                 <w:sz w:val="26"/>
                 <w:szCs w:val="26"/>
               </w:rPr>
@@ -580,14 +585,15 @@
               <w:jc w:val="center"/>
               <w:rPr>
                 <w:rFonts w:cs="Times New Roman"/>
-                <w:sz w:val="26"/>
-                <w:szCs w:val="26"/>
-              </w:rPr>
-            </w:pPr>
-            <w:r>
-              <w:rPr>
-                <w:rFonts w:cs="Times New Roman"/>
-                <w:b/>
+                <w:bCs/>
+                <w:sz w:val="26"/>
+                <w:szCs w:val="26"/>
+              </w:rPr>
+            </w:pPr>
+            <w:r>
+              <w:rPr>
+                <w:rFonts w:cs="Times New Roman"/>
+                <w:bCs/>
                 <w:sz w:val="26"/>
                 <w:szCs w:val="26"/>
               </w:rPr>
@@ -604,14 +610,15 @@
               <w:jc w:val="center"/>
               <w:rPr>
                 <w:rFonts w:cs="Times New Roman"/>
-                <w:sz w:val="26"/>
-                <w:szCs w:val="26"/>
-              </w:rPr>
-            </w:pPr>
-            <w:r>
-              <w:rPr>
-                <w:rFonts w:cs="Times New Roman"/>
-                <w:b/>
+                <w:bCs/>
+                <w:sz w:val="26"/>
+                <w:szCs w:val="26"/>
+              </w:rPr>
+            </w:pPr>
+            <w:r>
+              <w:rPr>
+                <w:rFonts w:cs="Times New Roman"/>
+                <w:bCs/>
                 <w:sz w:val="26"/>
                 <w:szCs w:val="26"/>
               </w:rPr>
@@ -628,14 +635,15 @@
               <w:jc w:val="center"/>
               <w:rPr>
                 <w:rFonts w:cs="Times New Roman"/>
-                <w:sz w:val="26"/>
-                <w:szCs w:val="26"/>
-              </w:rPr>
-            </w:pPr>
-            <w:r>
-              <w:rPr>
-                <w:rFonts w:cs="Times New Roman"/>
-                <w:b/>
+                <w:bCs/>
+                <w:sz w:val="26"/>
+                <w:szCs w:val="26"/>
+              </w:rPr>
+            </w:pPr>
+            <w:r>
+              <w:rPr>
+                <w:rFonts w:cs="Times New Roman"/>
+                <w:bCs/>
                 <w:sz w:val="26"/>
                 <w:szCs w:val="26"/>
               </w:rPr>
@@ -652,14 +660,15 @@
               <w:jc w:val="center"/>
               <w:rPr>
                 <w:rFonts w:cs="Times New Roman"/>
-                <w:sz w:val="26"/>
-                <w:szCs w:val="26"/>
-              </w:rPr>
-            </w:pPr>
-            <w:r>
-              <w:rPr>
-                <w:rFonts w:cs="Times New Roman"/>
-                <w:b/>
+                <w:bCs/>
+                <w:sz w:val="26"/>
+                <w:szCs w:val="26"/>
+              </w:rPr>
+            </w:pPr>
+            <w:r>
+              <w:rPr>
+                <w:rFonts w:cs="Times New Roman"/>
+                <w:bCs/>
                 <w:sz w:val="26"/>
                 <w:szCs w:val="26"/>
               </w:rPr>
@@ -676,14 +685,15 @@
               <w:jc w:val="center"/>
               <w:rPr>
                 <w:rFonts w:cs="Times New Roman"/>
-                <w:sz w:val="26"/>
-                <w:szCs w:val="26"/>
-              </w:rPr>
-            </w:pPr>
-            <w:r>
-              <w:rPr>
-                <w:rFonts w:cs="Times New Roman"/>
-                <w:b/>
+                <w:bCs/>
+                <w:sz w:val="26"/>
+                <w:szCs w:val="26"/>
+              </w:rPr>
+            </w:pPr>
+            <w:r>
+              <w:rPr>
+                <w:rFonts w:cs="Times New Roman"/>
+                <w:bCs/>
                 <w:sz w:val="26"/>
                 <w:szCs w:val="26"/>
               </w:rPr>
@@ -706,13 +716,15 @@
               <w:jc w:val="center"/>
               <w:rPr>
                 <w:rFonts w:cs="Times New Roman"/>
-                <w:sz w:val="26"/>
-                <w:szCs w:val="26"/>
-              </w:rPr>
-            </w:pPr>
-            <w:r>
-              <w:rPr>
-                <w:rFonts w:cs="Times New Roman"/>
+                <w:bCs/>
+                <w:sz w:val="26"/>
+                <w:szCs w:val="26"/>
+              </w:rPr>
+            </w:pPr>
+            <w:r>
+              <w:rPr>
+                <w:rFonts w:cs="Times New Roman"/>
+                <w:bCs/>
                 <w:sz w:val="26"/>
                 <w:szCs w:val="26"/>
               </w:rPr>
@@ -730,13 +742,15 @@
               <w:jc w:val="center"/>
               <w:rPr>
                 <w:rFonts w:cs="Times New Roman"/>
-                <w:sz w:val="26"/>
-                <w:szCs w:val="26"/>
-              </w:rPr>
-            </w:pPr>
-            <w:r>
-              <w:rPr>
-                <w:rFonts w:cs="Times New Roman"/>
+                <w:bCs/>
+                <w:sz w:val="26"/>
+                <w:szCs w:val="26"/>
+              </w:rPr>
+            </w:pPr>
+            <w:r>
+              <w:rPr>
+                <w:rFonts w:cs="Times New Roman"/>
+                <w:bCs/>
                 <w:sz w:val="26"/>
                 <w:szCs w:val="26"/>
               </w:rPr>
@@ -754,13 +768,15 @@
               <w:jc w:val="center"/>
               <w:rPr>
                 <w:rFonts w:cs="Times New Roman"/>
-                <w:sz w:val="26"/>
-                <w:szCs w:val="26"/>
-              </w:rPr>
-            </w:pPr>
-            <w:r>
-              <w:rPr>
-                <w:rFonts w:cs="Times New Roman"/>
+                <w:bCs/>
+                <w:sz w:val="26"/>
+                <w:szCs w:val="26"/>
+              </w:rPr>
+            </w:pPr>
+            <w:r>
+              <w:rPr>
+                <w:rFonts w:cs="Times New Roman"/>
+                <w:bCs/>
                 <w:sz w:val="26"/>
                 <w:szCs w:val="26"/>
               </w:rPr>
@@ -778,13 +794,15 @@
               <w:jc w:val="center"/>
               <w:rPr>
                 <w:rFonts w:cs="Times New Roman"/>
-                <w:sz w:val="26"/>
-                <w:szCs w:val="26"/>
-              </w:rPr>
-            </w:pPr>
-            <w:r>
-              <w:rPr>
-                <w:rFonts w:cs="Times New Roman"/>
+                <w:bCs/>
+                <w:sz w:val="26"/>
+                <w:szCs w:val="26"/>
+              </w:rPr>
+            </w:pPr>
+            <w:r>
+              <w:rPr>
+                <w:rFonts w:cs="Times New Roman"/>
+                <w:bCs/>
                 <w:sz w:val="26"/>
                 <w:szCs w:val="26"/>
               </w:rPr>
@@ -802,13 +820,15 @@
               <w:jc w:val="center"/>
               <w:rPr>
                 <w:rFonts w:cs="Times New Roman"/>
-                <w:sz w:val="26"/>
-                <w:szCs w:val="26"/>
-              </w:rPr>
-            </w:pPr>
-            <w:r>
-              <w:rPr>
-                <w:rFonts w:cs="Times New Roman"/>
+                <w:bCs/>
+                <w:sz w:val="26"/>
+                <w:szCs w:val="26"/>
+              </w:rPr>
+            </w:pPr>
+            <w:r>
+              <w:rPr>
+                <w:rFonts w:cs="Times New Roman"/>
+                <w:bCs/>
                 <w:sz w:val="26"/>
                 <w:szCs w:val="26"/>
               </w:rPr>
@@ -826,13 +846,15 @@
               <w:jc w:val="center"/>
               <w:rPr>
                 <w:rFonts w:cs="Times New Roman"/>
-                <w:sz w:val="26"/>
-                <w:szCs w:val="26"/>
-              </w:rPr>
-            </w:pPr>
-            <w:r>
-              <w:rPr>
-                <w:rFonts w:cs="Times New Roman"/>
+                <w:bCs/>
+                <w:sz w:val="26"/>
+                <w:szCs w:val="26"/>
+              </w:rPr>
+            </w:pPr>
+            <w:r>
+              <w:rPr>
+                <w:rFonts w:cs="Times New Roman"/>
+                <w:bCs/>
                 <w:sz w:val="26"/>
                 <w:szCs w:val="26"/>
               </w:rPr>
@@ -855,13 +877,15 @@
               <w:jc w:val="center"/>
               <w:rPr>
                 <w:rFonts w:cs="Times New Roman"/>
-                <w:sz w:val="26"/>
-                <w:szCs w:val="26"/>
-              </w:rPr>
-            </w:pPr>
-            <w:r>
-              <w:rPr>
-                <w:rFonts w:cs="Times New Roman"/>
+                <w:bCs/>
+                <w:sz w:val="26"/>
+                <w:szCs w:val="26"/>
+              </w:rPr>
+            </w:pPr>
+            <w:r>
+              <w:rPr>
+                <w:rFonts w:cs="Times New Roman"/>
+                <w:bCs/>
                 <w:sz w:val="26"/>
                 <w:szCs w:val="26"/>
               </w:rPr>
@@ -879,13 +903,15 @@
               <w:jc w:val="center"/>
               <w:rPr>
                 <w:rFonts w:cs="Times New Roman"/>
-                <w:sz w:val="26"/>
-                <w:szCs w:val="26"/>
-              </w:rPr>
-            </w:pPr>
-            <w:r>
-              <w:rPr>
-                <w:rFonts w:cs="Times New Roman"/>
+                <w:bCs/>
+                <w:sz w:val="26"/>
+                <w:szCs w:val="26"/>
+              </w:rPr>
+            </w:pPr>
+            <w:r>
+              <w:rPr>
+                <w:rFonts w:cs="Times New Roman"/>
+                <w:bCs/>
                 <w:sz w:val="26"/>
                 <w:szCs w:val="26"/>
               </w:rPr>
@@ -903,13 +929,15 @@
               <w:jc w:val="center"/>
               <w:rPr>
                 <w:rFonts w:cs="Times New Roman"/>
-                <w:sz w:val="26"/>
-                <w:szCs w:val="26"/>
-              </w:rPr>
-            </w:pPr>
-            <w:r>
-              <w:rPr>
-                <w:rFonts w:cs="Times New Roman"/>
+                <w:bCs/>
+                <w:sz w:val="26"/>
+                <w:szCs w:val="26"/>
+              </w:rPr>
+            </w:pPr>
+            <w:r>
+              <w:rPr>
+                <w:rFonts w:cs="Times New Roman"/>
+                <w:bCs/>
                 <w:sz w:val="26"/>
                 <w:szCs w:val="26"/>
               </w:rPr>
@@ -927,13 +955,15 @@
               <w:jc w:val="center"/>
               <w:rPr>
                 <w:rFonts w:cs="Times New Roman"/>
-                <w:sz w:val="26"/>
-                <w:szCs w:val="26"/>
-              </w:rPr>
-            </w:pPr>
-            <w:r>
-              <w:rPr>
-                <w:rFonts w:cs="Times New Roman"/>
+                <w:bCs/>
+                <w:sz w:val="26"/>
+                <w:szCs w:val="26"/>
+              </w:rPr>
+            </w:pPr>
+            <w:r>
+              <w:rPr>
+                <w:rFonts w:cs="Times New Roman"/>
+                <w:bCs/>
                 <w:sz w:val="26"/>
                 <w:szCs w:val="26"/>
               </w:rPr>
@@ -951,13 +981,15 @@
               <w:jc w:val="center"/>
               <w:rPr>
                 <w:rFonts w:cs="Times New Roman"/>
-                <w:sz w:val="26"/>
-                <w:szCs w:val="26"/>
-              </w:rPr>
-            </w:pPr>
-            <w:r>
-              <w:rPr>
-                <w:rFonts w:cs="Times New Roman"/>
+                <w:bCs/>
+                <w:sz w:val="26"/>
+                <w:szCs w:val="26"/>
+              </w:rPr>
+            </w:pPr>
+            <w:r>
+              <w:rPr>
+                <w:rFonts w:cs="Times New Roman"/>
+                <w:bCs/>
                 <w:sz w:val="26"/>
                 <w:szCs w:val="26"/>
               </w:rPr>
@@ -975,13 +1007,15 @@
               <w:jc w:val="center"/>
               <w:rPr>
                 <w:rFonts w:cs="Times New Roman"/>
-                <w:sz w:val="26"/>
-                <w:szCs w:val="26"/>
-              </w:rPr>
-            </w:pPr>
-            <w:r>
-              <w:rPr>
-                <w:rFonts w:cs="Times New Roman"/>
+                <w:bCs/>
+                <w:sz w:val="26"/>
+                <w:szCs w:val="26"/>
+              </w:rPr>
+            </w:pPr>
+            <w:r>
+              <w:rPr>
+                <w:rFonts w:cs="Times New Roman"/>
+                <w:bCs/>
                 <w:sz w:val="26"/>
                 <w:szCs w:val="26"/>
               </w:rPr>
@@ -1004,13 +1038,15 @@
               <w:jc w:val="center"/>
               <w:rPr>
                 <w:rFonts w:cs="Times New Roman"/>
-                <w:sz w:val="26"/>
-                <w:szCs w:val="26"/>
-              </w:rPr>
-            </w:pPr>
-            <w:r>
-              <w:rPr>
-                <w:rFonts w:cs="Times New Roman"/>
+                <w:bCs/>
+                <w:sz w:val="26"/>
+                <w:szCs w:val="26"/>
+              </w:rPr>
+            </w:pPr>
+            <w:r>
+              <w:rPr>
+                <w:rFonts w:cs="Times New Roman"/>
+                <w:bCs/>
                 <w:sz w:val="26"/>
                 <w:szCs w:val="26"/>
               </w:rPr>
@@ -1028,13 +1064,15 @@
               <w:jc w:val="center"/>
               <w:rPr>
                 <w:rFonts w:cs="Times New Roman"/>
-                <w:sz w:val="26"/>
-                <w:szCs w:val="26"/>
-              </w:rPr>
-            </w:pPr>
-            <w:r>
-              <w:rPr>
-                <w:rFonts w:cs="Times New Roman"/>
+                <w:bCs/>
+                <w:sz w:val="26"/>
+                <w:szCs w:val="26"/>
+              </w:rPr>
+            </w:pPr>
+            <w:r>
+              <w:rPr>
+                <w:rFonts w:cs="Times New Roman"/>
+                <w:bCs/>
                 <w:sz w:val="26"/>
                 <w:szCs w:val="26"/>
               </w:rPr>
@@ -1052,13 +1090,15 @@
               <w:jc w:val="center"/>
               <w:rPr>
                 <w:rFonts w:cs="Times New Roman"/>
-                <w:sz w:val="26"/>
-                <w:szCs w:val="26"/>
-              </w:rPr>
-            </w:pPr>
-            <w:r>
-              <w:rPr>
-                <w:rFonts w:cs="Times New Roman"/>
+                <w:bCs/>
+                <w:sz w:val="26"/>
+                <w:szCs w:val="26"/>
+              </w:rPr>
+            </w:pPr>
+            <w:r>
+              <w:rPr>
+                <w:rFonts w:cs="Times New Roman"/>
+                <w:bCs/>
                 <w:sz w:val="26"/>
                 <w:szCs w:val="26"/>
               </w:rPr>
@@ -1076,13 +1116,15 @@
               <w:jc w:val="center"/>
               <w:rPr>
                 <w:rFonts w:cs="Times New Roman"/>
-                <w:sz w:val="26"/>
-                <w:szCs w:val="26"/>
-              </w:rPr>
-            </w:pPr>
-            <w:r>
-              <w:rPr>
-                <w:rFonts w:cs="Times New Roman"/>
+                <w:bCs/>
+                <w:sz w:val="26"/>
+                <w:szCs w:val="26"/>
+              </w:rPr>
+            </w:pPr>
+            <w:r>
+              <w:rPr>
+                <w:rFonts w:cs="Times New Roman"/>
+                <w:bCs/>
                 <w:sz w:val="26"/>
                 <w:szCs w:val="26"/>
               </w:rPr>
@@ -1100,13 +1142,15 @@
               <w:jc w:val="center"/>
               <w:rPr>
                 <w:rFonts w:cs="Times New Roman"/>
-                <w:sz w:val="26"/>
-                <w:szCs w:val="26"/>
-              </w:rPr>
-            </w:pPr>
-            <w:r>
-              <w:rPr>
-                <w:rFonts w:cs="Times New Roman"/>
+                <w:bCs/>
+                <w:sz w:val="26"/>
+                <w:szCs w:val="26"/>
+              </w:rPr>
+            </w:pPr>
+            <w:r>
+              <w:rPr>
+                <w:rFonts w:cs="Times New Roman"/>
+                <w:bCs/>
                 <w:sz w:val="26"/>
                 <w:szCs w:val="26"/>
               </w:rPr>
@@ -1124,13 +1168,15 @@
               <w:jc w:val="center"/>
               <w:rPr>
                 <w:rFonts w:cs="Times New Roman"/>
-                <w:sz w:val="26"/>
-                <w:szCs w:val="26"/>
-              </w:rPr>
-            </w:pPr>
-            <w:r>
-              <w:rPr>
-                <w:rFonts w:cs="Times New Roman"/>
+                <w:bCs/>
+                <w:sz w:val="26"/>
+                <w:szCs w:val="26"/>
+              </w:rPr>
+            </w:pPr>
+            <w:r>
+              <w:rPr>
+                <w:rFonts w:cs="Times New Roman"/>
+                <w:bCs/>
                 <w:sz w:val="26"/>
                 <w:szCs w:val="26"/>
               </w:rPr>
@@ -1153,13 +1199,15 @@
               <w:jc w:val="center"/>
               <w:rPr>
                 <w:rFonts w:cs="Times New Roman"/>
-                <w:sz w:val="26"/>
-                <w:szCs w:val="26"/>
-              </w:rPr>
-            </w:pPr>
-            <w:r>
-              <w:rPr>
-                <w:rFonts w:cs="Times New Roman"/>
+                <w:bCs/>
+                <w:sz w:val="26"/>
+                <w:szCs w:val="26"/>
+              </w:rPr>
+            </w:pPr>
+            <w:r>
+              <w:rPr>
+                <w:rFonts w:cs="Times New Roman"/>
+                <w:bCs/>
                 <w:sz w:val="26"/>
                 <w:szCs w:val="26"/>
               </w:rPr>
@@ -1177,13 +1225,15 @@
               <w:jc w:val="center"/>
               <w:rPr>
                 <w:rFonts w:cs="Times New Roman"/>
-                <w:sz w:val="26"/>
-                <w:szCs w:val="26"/>
-              </w:rPr>
-            </w:pPr>
-            <w:r>
-              <w:rPr>
-                <w:rFonts w:cs="Times New Roman"/>
+                <w:bCs/>
+                <w:sz w:val="26"/>
+                <w:szCs w:val="26"/>
+              </w:rPr>
+            </w:pPr>
+            <w:r>
+              <w:rPr>
+                <w:rFonts w:cs="Times New Roman"/>
+                <w:bCs/>
                 <w:sz w:val="26"/>
                 <w:szCs w:val="26"/>
               </w:rPr>
@@ -1201,13 +1251,15 @@
               <w:jc w:val="center"/>
               <w:rPr>
                 <w:rFonts w:cs="Times New Roman"/>
-                <w:sz w:val="26"/>
-                <w:szCs w:val="26"/>
-              </w:rPr>
-            </w:pPr>
-            <w:r>
-              <w:rPr>
-                <w:rFonts w:cs="Times New Roman"/>
+                <w:bCs/>
+                <w:sz w:val="26"/>
+                <w:szCs w:val="26"/>
+              </w:rPr>
+            </w:pPr>
+            <w:r>
+              <w:rPr>
+                <w:rFonts w:cs="Times New Roman"/>
+                <w:bCs/>
                 <w:sz w:val="26"/>
                 <w:szCs w:val="26"/>
               </w:rPr>
@@ -1225,13 +1277,15 @@
               <w:jc w:val="center"/>
               <w:rPr>
                 <w:rFonts w:cs="Times New Roman"/>
-                <w:sz w:val="26"/>
-                <w:szCs w:val="26"/>
-              </w:rPr>
-            </w:pPr>
-            <w:r>
-              <w:rPr>
-                <w:rFonts w:cs="Times New Roman"/>
+                <w:bCs/>
+                <w:sz w:val="26"/>
+                <w:szCs w:val="26"/>
+              </w:rPr>
+            </w:pPr>
+            <w:r>
+              <w:rPr>
+                <w:rFonts w:cs="Times New Roman"/>
+                <w:bCs/>
                 <w:sz w:val="26"/>
                 <w:szCs w:val="26"/>
               </w:rPr>
@@ -1249,13 +1303,15 @@
               <w:jc w:val="center"/>
               <w:rPr>
                 <w:rFonts w:cs="Times New Roman"/>
-                <w:sz w:val="26"/>
-                <w:szCs w:val="26"/>
-              </w:rPr>
-            </w:pPr>
-            <w:r>
-              <w:rPr>
-                <w:rFonts w:cs="Times New Roman"/>
+                <w:bCs/>
+                <w:sz w:val="26"/>
+                <w:szCs w:val="26"/>
+              </w:rPr>
+            </w:pPr>
+            <w:r>
+              <w:rPr>
+                <w:rFonts w:cs="Times New Roman"/>
+                <w:bCs/>
                 <w:sz w:val="26"/>
                 <w:szCs w:val="26"/>
               </w:rPr>
@@ -1273,13 +1329,15 @@
               <w:jc w:val="center"/>
               <w:rPr>
                 <w:rFonts w:cs="Times New Roman"/>
-                <w:sz w:val="26"/>
-                <w:szCs w:val="26"/>
-              </w:rPr>
-            </w:pPr>
-            <w:r>
-              <w:rPr>
-                <w:rFonts w:cs="Times New Roman"/>
+                <w:bCs/>
+                <w:sz w:val="26"/>
+                <w:szCs w:val="26"/>
+              </w:rPr>
+            </w:pPr>
+            <w:r>
+              <w:rPr>
+                <w:rFonts w:cs="Times New Roman"/>
+                <w:bCs/>
                 <w:sz w:val="26"/>
                 <w:szCs w:val="26"/>
               </w:rPr>
@@ -1426,6 +1484,7 @@
       <w:pPr>
         <w:rPr>
           <w:rFonts w:cs="Times New Roman"/>
+          <w:bCs/>
           <w:sz w:val="26"/>
           <w:szCs w:val="26"/>
         </w:rPr>
@@ -1433,7 +1492,7 @@
       <w:r>
         <w:rPr>
           <w:rFonts w:cs="Times New Roman"/>
-          <w:b/>
+          <w:bCs/>
           <w:sz w:val="26"/>
           <w:szCs w:val="26"/>
         </w:rPr>
@@ -1443,7 +1502,7 @@
       <w:r>
         <w:rPr>
           <w:rFonts w:cs="Times New Roman"/>
-          <w:b/>
+          <w:bCs/>
           <w:sz w:val="26"/>
           <w:szCs w:val="26"/>
         </w:rPr>
@@ -1453,7 +1512,7 @@
       <w:r>
         <w:rPr>
           <w:rFonts w:cs="Times New Roman"/>
-          <w:b/>
+          <w:bCs/>
           <w:sz w:val="26"/>
           <w:szCs w:val="26"/>
         </w:rPr>
@@ -1552,6 +1611,7 @@
       <w:pPr>
         <w:rPr>
           <w:rFonts w:cs="Times New Roman"/>
+          <w:bCs/>
           <w:sz w:val="26"/>
           <w:szCs w:val="26"/>
         </w:rPr>
@@ -1559,7 +1619,7 @@
       <w:r>
         <w:rPr>
           <w:rFonts w:cs="Times New Roman"/>
-          <w:b/>
+          <w:bCs/>
           <w:sz w:val="26"/>
           <w:szCs w:val="26"/>
         </w:rPr>
@@ -1569,7 +1629,7 @@
       <w:r>
         <w:rPr>
           <w:rFonts w:cs="Times New Roman"/>
-          <w:b/>
+          <w:bCs/>
           <w:sz w:val="26"/>
           <w:szCs w:val="26"/>
         </w:rPr>
@@ -1579,7 +1639,7 @@
       <w:r>
         <w:rPr>
           <w:rFonts w:cs="Times New Roman"/>
-          <w:b/>
+          <w:bCs/>
           <w:sz w:val="26"/>
           <w:szCs w:val="26"/>
         </w:rPr>
@@ -1589,7 +1649,7 @@
       <w:r>
         <w:rPr>
           <w:rFonts w:cs="Times New Roman"/>
-          <w:b/>
+          <w:bCs/>
           <w:sz w:val="26"/>
           <w:szCs w:val="26"/>
         </w:rPr>
@@ -1599,7 +1659,7 @@
       <w:r>
         <w:rPr>
           <w:rFonts w:cs="Times New Roman"/>
-          <w:b/>
+          <w:bCs/>
           <w:sz w:val="26"/>
           <w:szCs w:val="26"/>
         </w:rPr>
@@ -1609,7 +1669,7 @@
       <w:r>
         <w:rPr>
           <w:rFonts w:cs="Times New Roman"/>
-          <w:b/>
+          <w:bCs/>
           <w:sz w:val="26"/>
           <w:szCs w:val="26"/>
         </w:rPr>
@@ -1619,7 +1679,7 @@
       <w:r>
         <w:rPr>
           <w:rFonts w:cs="Times New Roman"/>
-          <w:b/>
+          <w:bCs/>
           <w:sz w:val="26"/>
           <w:szCs w:val="26"/>
         </w:rPr>
@@ -1629,7 +1689,7 @@
       <w:r>
         <w:rPr>
           <w:rFonts w:cs="Times New Roman"/>
-          <w:b/>
+          <w:bCs/>
           <w:sz w:val="26"/>
           <w:szCs w:val="26"/>
         </w:rPr>
@@ -1639,7 +1699,7 @@
       <w:r>
         <w:rPr>
           <w:rFonts w:cs="Times New Roman"/>
-          <w:b/>
+          <w:bCs/>
           <w:sz w:val="26"/>
           <w:szCs w:val="26"/>
         </w:rPr>
@@ -2281,6 +2341,7 @@
       <w:pPr>
         <w:rPr>
           <w:rFonts w:cs="Times New Roman"/>
+          <w:bCs/>
           <w:sz w:val="26"/>
           <w:szCs w:val="26"/>
         </w:rPr>
@@ -2288,7 +2349,7 @@
       <w:r>
         <w:rPr>
           <w:rFonts w:cs="Times New Roman"/>
-          <w:b/>
+          <w:bCs/>
           <w:sz w:val="26"/>
           <w:szCs w:val="26"/>
         </w:rPr>
@@ -2298,7 +2359,7 @@
       <w:r>
         <w:rPr>
           <w:rFonts w:cs="Times New Roman"/>
-          <w:b/>
+          <w:bCs/>
           <w:sz w:val="26"/>
           <w:szCs w:val="26"/>
         </w:rPr>
@@ -2308,7 +2369,7 @@
       <w:r>
         <w:rPr>
           <w:rFonts w:cs="Times New Roman"/>
-          <w:b/>
+          <w:bCs/>
           <w:sz w:val="26"/>
           <w:szCs w:val="26"/>
         </w:rPr>
@@ -2318,7 +2379,7 @@
       <w:r>
         <w:rPr>
           <w:rFonts w:cs="Times New Roman"/>
-          <w:b/>
+          <w:bCs/>
           <w:sz w:val="26"/>
           <w:szCs w:val="26"/>
         </w:rPr>
@@ -2328,7 +2389,7 @@
       <w:r>
         <w:rPr>
           <w:rFonts w:cs="Times New Roman"/>
-          <w:b/>
+          <w:bCs/>
           <w:sz w:val="26"/>
           <w:szCs w:val="26"/>
         </w:rPr>
@@ -3217,7 +3278,7 @@
           <w:szCs w:val="26"/>
         </w:rPr>
         <w:br/>
-        <w:t xml:space="preserve">Lan truyền ngược: L → ŷ → z → (θ₀, θ₁); cạnh từ x vào gradient θ₁ đóng </w:t>
+        <w:t xml:space="preserve">Lan truyền ngược: L → ŷ → z → (θ₀, θ₁); cạnh từ x vào gradient θ₁ </w:t>
       </w:r>
       <w:proofErr w:type="spellStart"/>
       <w:r>
@@ -3226,6 +3287,24 @@
           <w:sz w:val="26"/>
           <w:szCs w:val="26"/>
         </w:rPr>
+        <w:t>đóng</w:t>
+      </w:r>
+      <w:proofErr w:type="spellEnd"/>
+      <w:r>
+        <w:rPr>
+          <w:rFonts w:cs="Times New Roman"/>
+          <w:sz w:val="26"/>
+          <w:szCs w:val="26"/>
+        </w:rPr>
+        <w:t xml:space="preserve"> </w:t>
+      </w:r>
+      <w:proofErr w:type="spellStart"/>
+      <w:r>
+        <w:rPr>
+          <w:rFonts w:cs="Times New Roman"/>
+          <w:sz w:val="26"/>
+          <w:szCs w:val="26"/>
+        </w:rPr>
         <w:t>góp</w:t>
       </w:r>
       <w:proofErr w:type="spellEnd"/>
@@ -3273,78 +3352,6 @@
         </w:rPr>
         <w:t xml:space="preserve"> x.</w:t>
       </w:r>
-    </w:p>
-    <w:p>
-      <w:pPr>
-        <w:rPr>
-          <w:rFonts w:cs="Times New Roman"/>
-          <w:sz w:val="26"/>
-          <w:szCs w:val="26"/>
-        </w:rPr>
-      </w:pPr>
-    </w:p>
-    <w:p>
-      <w:pPr>
-        <w:rPr>
-          <w:rFonts w:cs="Times New Roman"/>
-          <w:sz w:val="26"/>
-          <w:szCs w:val="26"/>
-        </w:rPr>
-      </w:pPr>
-    </w:p>
-    <w:p>
-      <w:pPr>
-        <w:rPr>
-          <w:rFonts w:cs="Times New Roman"/>
-          <w:sz w:val="26"/>
-          <w:szCs w:val="26"/>
-        </w:rPr>
-      </w:pPr>
-    </w:p>
-    <w:p>
-      <w:pPr>
-        <w:rPr>
-          <w:rFonts w:cs="Times New Roman"/>
-          <w:sz w:val="26"/>
-          <w:szCs w:val="26"/>
-        </w:rPr>
-      </w:pPr>
-    </w:p>
-    <w:p>
-      <w:pPr>
-        <w:rPr>
-          <w:rFonts w:cs="Times New Roman"/>
-          <w:sz w:val="26"/>
-          <w:szCs w:val="26"/>
-        </w:rPr>
-      </w:pPr>
-    </w:p>
-    <w:p>
-      <w:pPr>
-        <w:rPr>
-          <w:rFonts w:cs="Times New Roman"/>
-          <w:sz w:val="26"/>
-          <w:szCs w:val="26"/>
-        </w:rPr>
-      </w:pPr>
-    </w:p>
-    <w:p>
-      <w:pPr>
-        <w:rPr>
-          <w:rFonts w:cs="Times New Roman"/>
-          <w:sz w:val="26"/>
-          <w:szCs w:val="26"/>
-        </w:rPr>
-      </w:pPr>
-    </w:p>
-    <w:p>
-      <w:pPr>
-        <w:rPr>
-          <w:rFonts w:cs="Times New Roman"/>
-          <w:sz w:val="26"/>
-          <w:szCs w:val="26"/>
-        </w:rPr>
-      </w:pPr>
     </w:p>
     <w:p>
       <w:pPr>
@@ -3363,7 +3370,6 @@
           <w:sz w:val="26"/>
           <w:szCs w:val="26"/>
         </w:rPr>
-        <w:lastRenderedPageBreak/>
         <w:t>BÀI 2. HỒI QUY LOGISTIC DỰ ĐOÁN ĐÁNH GIÁ PHIM</w:t>
       </w:r>
     </w:p>
@@ -3436,7 +3442,25 @@
           <w:color w:val="auto"/>
           <w:sz w:val="26"/>
         </w:rPr>
-        <w:t xml:space="preserve"> ra, tham số và biểu diễn dữ liệu</w:t>
+        <w:t xml:space="preserve"> </w:t>
+      </w:r>
+      <w:proofErr w:type="spellStart"/>
+      <w:r>
+        <w:rPr>
+          <w:rFonts w:ascii="Times New Roman" w:hAnsi="Times New Roman" w:cs="Times New Roman"/>
+          <w:color w:val="auto"/>
+          <w:sz w:val="26"/>
+        </w:rPr>
+        <w:t>ra</w:t>
+      </w:r>
+      <w:proofErr w:type="spellEnd"/>
+      <w:r>
+        <w:rPr>
+          <w:rFonts w:ascii="Times New Roman" w:hAnsi="Times New Roman" w:cs="Times New Roman"/>
+          <w:color w:val="auto"/>
+          <w:sz w:val="26"/>
+        </w:rPr>
+        <w:t>, tham số và biểu diễn dữ liệu</w:t>
       </w:r>
     </w:p>
     <w:p>
@@ -3498,9 +3522,9 @@
           <w:szCs w:val="26"/>
         </w:rPr>
         <w:drawing>
-          <wp:inline distT="0" distB="0" distL="0" distR="0" wp14:anchorId="6DF4D83B" wp14:editId="65183C74">
-            <wp:extent cx="5760720" cy="2304288"/>
-            <wp:effectExtent l="0" t="0" r="0" b="0"/>
+          <wp:inline distT="0" distB="0" distL="0" distR="0" wp14:anchorId="6DF4D83B" wp14:editId="29F1CDB8">
+            <wp:extent cx="5759450" cy="2170706"/>
+            <wp:effectExtent l="0" t="0" r="0" b="1270"/>
             <wp:docPr id="1" name="Picture 1"/>
             <wp:cNvGraphicFramePr>
               <a:graphicFrameLocks xmlns:a="http://schemas.openxmlformats.org/drawingml/2006/main" noChangeAspect="1"/>
@@ -3521,7 +3545,7 @@
                   <pic:spPr>
                     <a:xfrm>
                       <a:off x="0" y="0"/>
-                      <a:ext cx="5760720" cy="2304288"/>
+                      <a:ext cx="5761453" cy="2171461"/>
                     </a:xfrm>
                     <a:prstGeom prst="rect">
                       <a:avLst/>
@@ -3549,6 +3573,7 @@
           <w:color w:val="auto"/>
           <w:sz w:val="26"/>
         </w:rPr>
+        <w:lastRenderedPageBreak/>
         <w:t>b) Chuẩn hóa, z và xác suất ở khởi tạo</w:t>
       </w:r>
     </w:p>
@@ -3560,13 +3585,13 @@
         <w:tblLook w:val="04A0" w:firstRow="1" w:lastRow="0" w:firstColumn="1" w:lastColumn="0" w:noHBand="0" w:noVBand="1"/>
       </w:tblPr>
       <w:tblGrid>
-        <w:gridCol w:w="1415"/>
-        <w:gridCol w:w="1427"/>
-        <w:gridCol w:w="1412"/>
-        <w:gridCol w:w="1740"/>
-        <w:gridCol w:w="1434"/>
-        <w:gridCol w:w="1434"/>
-        <w:gridCol w:w="1434"/>
+        <w:gridCol w:w="1424"/>
+        <w:gridCol w:w="1430"/>
+        <w:gridCol w:w="1422"/>
+        <w:gridCol w:w="1712"/>
+        <w:gridCol w:w="1436"/>
+        <w:gridCol w:w="1436"/>
+        <w:gridCol w:w="1436"/>
       </w:tblGrid>
       <w:tr>
         <w:trPr>
@@ -3580,14 +3605,15 @@
             <w:pPr>
               <w:rPr>
                 <w:rFonts w:cs="Times New Roman"/>
-                <w:sz w:val="26"/>
-                <w:szCs w:val="26"/>
-              </w:rPr>
-            </w:pPr>
-            <w:r>
-              <w:rPr>
-                <w:rFonts w:cs="Times New Roman"/>
-                <w:b/>
+                <w:bCs/>
+                <w:sz w:val="26"/>
+                <w:szCs w:val="26"/>
+              </w:rPr>
+            </w:pPr>
+            <w:r>
+              <w:rPr>
+                <w:rFonts w:cs="Times New Roman"/>
+                <w:bCs/>
                 <w:sz w:val="26"/>
                 <w:szCs w:val="26"/>
               </w:rPr>
@@ -3603,14 +3629,15 @@
             <w:pPr>
               <w:rPr>
                 <w:rFonts w:cs="Times New Roman"/>
-                <w:sz w:val="26"/>
-                <w:szCs w:val="26"/>
-              </w:rPr>
-            </w:pPr>
-            <w:r>
-              <w:rPr>
-                <w:rFonts w:cs="Times New Roman"/>
-                <w:b/>
+                <w:bCs/>
+                <w:sz w:val="26"/>
+                <w:szCs w:val="26"/>
+              </w:rPr>
+            </w:pPr>
+            <w:r>
+              <w:rPr>
+                <w:rFonts w:cs="Times New Roman"/>
+                <w:bCs/>
                 <w:sz w:val="26"/>
                 <w:szCs w:val="26"/>
               </w:rPr>
@@ -3626,14 +3653,15 @@
             <w:pPr>
               <w:rPr>
                 <w:rFonts w:cs="Times New Roman"/>
-                <w:sz w:val="26"/>
-                <w:szCs w:val="26"/>
-              </w:rPr>
-            </w:pPr>
-            <w:r>
-              <w:rPr>
-                <w:rFonts w:cs="Times New Roman"/>
-                <w:b/>
+                <w:bCs/>
+                <w:sz w:val="26"/>
+                <w:szCs w:val="26"/>
+              </w:rPr>
+            </w:pPr>
+            <w:r>
+              <w:rPr>
+                <w:rFonts w:cs="Times New Roman"/>
+                <w:bCs/>
                 <w:sz w:val="26"/>
                 <w:szCs w:val="26"/>
               </w:rPr>
@@ -3649,14 +3677,15 @@
             <w:pPr>
               <w:rPr>
                 <w:rFonts w:cs="Times New Roman"/>
-                <w:sz w:val="26"/>
-                <w:szCs w:val="26"/>
-              </w:rPr>
-            </w:pPr>
-            <w:r>
-              <w:rPr>
-                <w:rFonts w:cs="Times New Roman"/>
-                <w:b/>
+                <w:bCs/>
+                <w:sz w:val="26"/>
+                <w:szCs w:val="26"/>
+              </w:rPr>
+            </w:pPr>
+            <w:r>
+              <w:rPr>
+                <w:rFonts w:cs="Times New Roman"/>
+                <w:bCs/>
                 <w:sz w:val="26"/>
                 <w:szCs w:val="26"/>
               </w:rPr>
@@ -3672,14 +3701,15 @@
             <w:pPr>
               <w:rPr>
                 <w:rFonts w:cs="Times New Roman"/>
-                <w:sz w:val="26"/>
-                <w:szCs w:val="26"/>
-              </w:rPr>
-            </w:pPr>
-            <w:r>
-              <w:rPr>
-                <w:rFonts w:cs="Times New Roman"/>
-                <w:b/>
+                <w:bCs/>
+                <w:sz w:val="26"/>
+                <w:szCs w:val="26"/>
+              </w:rPr>
+            </w:pPr>
+            <w:r>
+              <w:rPr>
+                <w:rFonts w:cs="Times New Roman"/>
+                <w:bCs/>
                 <w:sz w:val="26"/>
                 <w:szCs w:val="26"/>
               </w:rPr>
@@ -3695,14 +3725,15 @@
             <w:pPr>
               <w:rPr>
                 <w:rFonts w:cs="Times New Roman"/>
-                <w:sz w:val="26"/>
-                <w:szCs w:val="26"/>
-              </w:rPr>
-            </w:pPr>
-            <w:r>
-              <w:rPr>
-                <w:rFonts w:cs="Times New Roman"/>
-                <w:b/>
+                <w:bCs/>
+                <w:sz w:val="26"/>
+                <w:szCs w:val="26"/>
+              </w:rPr>
+            </w:pPr>
+            <w:r>
+              <w:rPr>
+                <w:rFonts w:cs="Times New Roman"/>
+                <w:bCs/>
                 <w:sz w:val="26"/>
                 <w:szCs w:val="26"/>
               </w:rPr>
@@ -3718,14 +3749,15 @@
             <w:pPr>
               <w:rPr>
                 <w:rFonts w:cs="Times New Roman"/>
-                <w:sz w:val="26"/>
-                <w:szCs w:val="26"/>
-              </w:rPr>
-            </w:pPr>
-            <w:r>
-              <w:rPr>
-                <w:rFonts w:cs="Times New Roman"/>
-                <w:b/>
+                <w:bCs/>
+                <w:sz w:val="26"/>
+                <w:szCs w:val="26"/>
+              </w:rPr>
+            </w:pPr>
+            <w:r>
+              <w:rPr>
+                <w:rFonts w:cs="Times New Roman"/>
+                <w:bCs/>
                 <w:sz w:val="26"/>
                 <w:szCs w:val="26"/>
               </w:rPr>
@@ -3747,13 +3779,15 @@
             <w:pPr>
               <w:rPr>
                 <w:rFonts w:cs="Times New Roman"/>
-                <w:sz w:val="26"/>
-                <w:szCs w:val="26"/>
-              </w:rPr>
-            </w:pPr>
-            <w:r>
-              <w:rPr>
-                <w:rFonts w:cs="Times New Roman"/>
+                <w:bCs/>
+                <w:sz w:val="26"/>
+                <w:szCs w:val="26"/>
+              </w:rPr>
+            </w:pPr>
+            <w:r>
+              <w:rPr>
+                <w:rFonts w:cs="Times New Roman"/>
+                <w:bCs/>
                 <w:sz w:val="26"/>
                 <w:szCs w:val="26"/>
               </w:rPr>
@@ -3770,13 +3804,15 @@
             <w:pPr>
               <w:rPr>
                 <w:rFonts w:cs="Times New Roman"/>
-                <w:sz w:val="26"/>
-                <w:szCs w:val="26"/>
-              </w:rPr>
-            </w:pPr>
-            <w:r>
-              <w:rPr>
-                <w:rFonts w:cs="Times New Roman"/>
+                <w:bCs/>
+                <w:sz w:val="26"/>
+                <w:szCs w:val="26"/>
+              </w:rPr>
+            </w:pPr>
+            <w:r>
+              <w:rPr>
+                <w:rFonts w:cs="Times New Roman"/>
+                <w:bCs/>
                 <w:sz w:val="26"/>
                 <w:szCs w:val="26"/>
               </w:rPr>
@@ -3793,13 +3829,15 @@
             <w:pPr>
               <w:rPr>
                 <w:rFonts w:cs="Times New Roman"/>
-                <w:sz w:val="26"/>
-                <w:szCs w:val="26"/>
-              </w:rPr>
-            </w:pPr>
-            <w:r>
-              <w:rPr>
-                <w:rFonts w:cs="Times New Roman"/>
+                <w:bCs/>
+                <w:sz w:val="26"/>
+                <w:szCs w:val="26"/>
+              </w:rPr>
+            </w:pPr>
+            <w:r>
+              <w:rPr>
+                <w:rFonts w:cs="Times New Roman"/>
+                <w:bCs/>
                 <w:sz w:val="26"/>
                 <w:szCs w:val="26"/>
               </w:rPr>
@@ -3816,13 +3854,15 @@
             <w:pPr>
               <w:rPr>
                 <w:rFonts w:cs="Times New Roman"/>
-                <w:sz w:val="26"/>
-                <w:szCs w:val="26"/>
-              </w:rPr>
-            </w:pPr>
-            <w:r>
-              <w:rPr>
-                <w:rFonts w:cs="Times New Roman"/>
+                <w:bCs/>
+                <w:sz w:val="26"/>
+                <w:szCs w:val="26"/>
+              </w:rPr>
+            </w:pPr>
+            <w:r>
+              <w:rPr>
+                <w:rFonts w:cs="Times New Roman"/>
+                <w:bCs/>
                 <w:sz w:val="26"/>
                 <w:szCs w:val="26"/>
               </w:rPr>
@@ -3839,13 +3879,15 @@
             <w:pPr>
               <w:rPr>
                 <w:rFonts w:cs="Times New Roman"/>
-                <w:sz w:val="26"/>
-                <w:szCs w:val="26"/>
-              </w:rPr>
-            </w:pPr>
-            <w:r>
-              <w:rPr>
-                <w:rFonts w:cs="Times New Roman"/>
+                <w:bCs/>
+                <w:sz w:val="26"/>
+                <w:szCs w:val="26"/>
+              </w:rPr>
+            </w:pPr>
+            <w:r>
+              <w:rPr>
+                <w:rFonts w:cs="Times New Roman"/>
+                <w:bCs/>
                 <w:sz w:val="26"/>
                 <w:szCs w:val="26"/>
               </w:rPr>
@@ -3862,13 +3904,15 @@
             <w:pPr>
               <w:rPr>
                 <w:rFonts w:cs="Times New Roman"/>
-                <w:sz w:val="26"/>
-                <w:szCs w:val="26"/>
-              </w:rPr>
-            </w:pPr>
-            <w:r>
-              <w:rPr>
-                <w:rFonts w:cs="Times New Roman"/>
+                <w:bCs/>
+                <w:sz w:val="26"/>
+                <w:szCs w:val="26"/>
+              </w:rPr>
+            </w:pPr>
+            <w:r>
+              <w:rPr>
+                <w:rFonts w:cs="Times New Roman"/>
+                <w:bCs/>
                 <w:sz w:val="26"/>
                 <w:szCs w:val="26"/>
               </w:rPr>
@@ -3885,13 +3929,15 @@
             <w:pPr>
               <w:rPr>
                 <w:rFonts w:cs="Times New Roman"/>
-                <w:sz w:val="26"/>
-                <w:szCs w:val="26"/>
-              </w:rPr>
-            </w:pPr>
-            <w:r>
-              <w:rPr>
-                <w:rFonts w:cs="Times New Roman"/>
+                <w:bCs/>
+                <w:sz w:val="26"/>
+                <w:szCs w:val="26"/>
+              </w:rPr>
+            </w:pPr>
+            <w:r>
+              <w:rPr>
+                <w:rFonts w:cs="Times New Roman"/>
+                <w:bCs/>
                 <w:sz w:val="26"/>
                 <w:szCs w:val="26"/>
               </w:rPr>
@@ -3913,13 +3959,15 @@
             <w:pPr>
               <w:rPr>
                 <w:rFonts w:cs="Times New Roman"/>
-                <w:sz w:val="26"/>
-                <w:szCs w:val="26"/>
-              </w:rPr>
-            </w:pPr>
-            <w:r>
-              <w:rPr>
-                <w:rFonts w:cs="Times New Roman"/>
+                <w:bCs/>
+                <w:sz w:val="26"/>
+                <w:szCs w:val="26"/>
+              </w:rPr>
+            </w:pPr>
+            <w:r>
+              <w:rPr>
+                <w:rFonts w:cs="Times New Roman"/>
+                <w:bCs/>
                 <w:sz w:val="26"/>
                 <w:szCs w:val="26"/>
               </w:rPr>
@@ -3936,13 +3984,15 @@
             <w:pPr>
               <w:rPr>
                 <w:rFonts w:cs="Times New Roman"/>
-                <w:sz w:val="26"/>
-                <w:szCs w:val="26"/>
-              </w:rPr>
-            </w:pPr>
-            <w:r>
-              <w:rPr>
-                <w:rFonts w:cs="Times New Roman"/>
+                <w:bCs/>
+                <w:sz w:val="26"/>
+                <w:szCs w:val="26"/>
+              </w:rPr>
+            </w:pPr>
+            <w:r>
+              <w:rPr>
+                <w:rFonts w:cs="Times New Roman"/>
+                <w:bCs/>
                 <w:sz w:val="26"/>
                 <w:szCs w:val="26"/>
               </w:rPr>
@@ -3959,13 +4009,15 @@
             <w:pPr>
               <w:rPr>
                 <w:rFonts w:cs="Times New Roman"/>
-                <w:sz w:val="26"/>
-                <w:szCs w:val="26"/>
-              </w:rPr>
-            </w:pPr>
-            <w:r>
-              <w:rPr>
-                <w:rFonts w:cs="Times New Roman"/>
+                <w:bCs/>
+                <w:sz w:val="26"/>
+                <w:szCs w:val="26"/>
+              </w:rPr>
+            </w:pPr>
+            <w:r>
+              <w:rPr>
+                <w:rFonts w:cs="Times New Roman"/>
+                <w:bCs/>
                 <w:sz w:val="26"/>
                 <w:szCs w:val="26"/>
               </w:rPr>
@@ -3982,13 +4034,15 @@
             <w:pPr>
               <w:rPr>
                 <w:rFonts w:cs="Times New Roman"/>
-                <w:sz w:val="26"/>
-                <w:szCs w:val="26"/>
-              </w:rPr>
-            </w:pPr>
-            <w:r>
-              <w:rPr>
-                <w:rFonts w:cs="Times New Roman"/>
+                <w:bCs/>
+                <w:sz w:val="26"/>
+                <w:szCs w:val="26"/>
+              </w:rPr>
+            </w:pPr>
+            <w:r>
+              <w:rPr>
+                <w:rFonts w:cs="Times New Roman"/>
+                <w:bCs/>
                 <w:sz w:val="26"/>
                 <w:szCs w:val="26"/>
               </w:rPr>
@@ -4005,13 +4059,15 @@
             <w:pPr>
               <w:rPr>
                 <w:rFonts w:cs="Times New Roman"/>
-                <w:sz w:val="26"/>
-                <w:szCs w:val="26"/>
-              </w:rPr>
-            </w:pPr>
-            <w:r>
-              <w:rPr>
-                <w:rFonts w:cs="Times New Roman"/>
+                <w:bCs/>
+                <w:sz w:val="26"/>
+                <w:szCs w:val="26"/>
+              </w:rPr>
+            </w:pPr>
+            <w:r>
+              <w:rPr>
+                <w:rFonts w:cs="Times New Roman"/>
+                <w:bCs/>
                 <w:sz w:val="26"/>
                 <w:szCs w:val="26"/>
               </w:rPr>
@@ -4028,13 +4084,15 @@
             <w:pPr>
               <w:rPr>
                 <w:rFonts w:cs="Times New Roman"/>
-                <w:sz w:val="26"/>
-                <w:szCs w:val="26"/>
-              </w:rPr>
-            </w:pPr>
-            <w:r>
-              <w:rPr>
-                <w:rFonts w:cs="Times New Roman"/>
+                <w:bCs/>
+                <w:sz w:val="26"/>
+                <w:szCs w:val="26"/>
+              </w:rPr>
+            </w:pPr>
+            <w:r>
+              <w:rPr>
+                <w:rFonts w:cs="Times New Roman"/>
+                <w:bCs/>
                 <w:sz w:val="26"/>
                 <w:szCs w:val="26"/>
               </w:rPr>
@@ -4051,13 +4109,15 @@
             <w:pPr>
               <w:rPr>
                 <w:rFonts w:cs="Times New Roman"/>
-                <w:sz w:val="26"/>
-                <w:szCs w:val="26"/>
-              </w:rPr>
-            </w:pPr>
-            <w:r>
-              <w:rPr>
-                <w:rFonts w:cs="Times New Roman"/>
+                <w:bCs/>
+                <w:sz w:val="26"/>
+                <w:szCs w:val="26"/>
+              </w:rPr>
+            </w:pPr>
+            <w:r>
+              <w:rPr>
+                <w:rFonts w:cs="Times New Roman"/>
+                <w:bCs/>
                 <w:sz w:val="26"/>
                 <w:szCs w:val="26"/>
               </w:rPr>
@@ -4079,13 +4139,15 @@
             <w:pPr>
               <w:rPr>
                 <w:rFonts w:cs="Times New Roman"/>
-                <w:sz w:val="26"/>
-                <w:szCs w:val="26"/>
-              </w:rPr>
-            </w:pPr>
-            <w:r>
-              <w:rPr>
-                <w:rFonts w:cs="Times New Roman"/>
+                <w:bCs/>
+                <w:sz w:val="26"/>
+                <w:szCs w:val="26"/>
+              </w:rPr>
+            </w:pPr>
+            <w:r>
+              <w:rPr>
+                <w:rFonts w:cs="Times New Roman"/>
+                <w:bCs/>
                 <w:sz w:val="26"/>
                 <w:szCs w:val="26"/>
               </w:rPr>
@@ -4102,13 +4164,15 @@
             <w:pPr>
               <w:rPr>
                 <w:rFonts w:cs="Times New Roman"/>
-                <w:sz w:val="26"/>
-                <w:szCs w:val="26"/>
-              </w:rPr>
-            </w:pPr>
-            <w:r>
-              <w:rPr>
-                <w:rFonts w:cs="Times New Roman"/>
+                <w:bCs/>
+                <w:sz w:val="26"/>
+                <w:szCs w:val="26"/>
+              </w:rPr>
+            </w:pPr>
+            <w:r>
+              <w:rPr>
+                <w:rFonts w:cs="Times New Roman"/>
+                <w:bCs/>
                 <w:sz w:val="26"/>
                 <w:szCs w:val="26"/>
               </w:rPr>
@@ -4125,13 +4189,15 @@
             <w:pPr>
               <w:rPr>
                 <w:rFonts w:cs="Times New Roman"/>
-                <w:sz w:val="26"/>
-                <w:szCs w:val="26"/>
-              </w:rPr>
-            </w:pPr>
-            <w:r>
-              <w:rPr>
-                <w:rFonts w:cs="Times New Roman"/>
+                <w:bCs/>
+                <w:sz w:val="26"/>
+                <w:szCs w:val="26"/>
+              </w:rPr>
+            </w:pPr>
+            <w:r>
+              <w:rPr>
+                <w:rFonts w:cs="Times New Roman"/>
+                <w:bCs/>
                 <w:sz w:val="26"/>
                 <w:szCs w:val="26"/>
               </w:rPr>
@@ -4148,13 +4214,15 @@
             <w:pPr>
               <w:rPr>
                 <w:rFonts w:cs="Times New Roman"/>
-                <w:sz w:val="26"/>
-                <w:szCs w:val="26"/>
-              </w:rPr>
-            </w:pPr>
-            <w:r>
-              <w:rPr>
-                <w:rFonts w:cs="Times New Roman"/>
+                <w:bCs/>
+                <w:sz w:val="26"/>
+                <w:szCs w:val="26"/>
+              </w:rPr>
+            </w:pPr>
+            <w:r>
+              <w:rPr>
+                <w:rFonts w:cs="Times New Roman"/>
+                <w:bCs/>
                 <w:sz w:val="26"/>
                 <w:szCs w:val="26"/>
               </w:rPr>
@@ -4171,13 +4239,15 @@
             <w:pPr>
               <w:rPr>
                 <w:rFonts w:cs="Times New Roman"/>
-                <w:sz w:val="26"/>
-                <w:szCs w:val="26"/>
-              </w:rPr>
-            </w:pPr>
-            <w:r>
-              <w:rPr>
-                <w:rFonts w:cs="Times New Roman"/>
+                <w:bCs/>
+                <w:sz w:val="26"/>
+                <w:szCs w:val="26"/>
+              </w:rPr>
+            </w:pPr>
+            <w:r>
+              <w:rPr>
+                <w:rFonts w:cs="Times New Roman"/>
+                <w:bCs/>
                 <w:sz w:val="26"/>
                 <w:szCs w:val="26"/>
               </w:rPr>
@@ -4194,13 +4264,15 @@
             <w:pPr>
               <w:rPr>
                 <w:rFonts w:cs="Times New Roman"/>
-                <w:sz w:val="26"/>
-                <w:szCs w:val="26"/>
-              </w:rPr>
-            </w:pPr>
-            <w:r>
-              <w:rPr>
-                <w:rFonts w:cs="Times New Roman"/>
+                <w:bCs/>
+                <w:sz w:val="26"/>
+                <w:szCs w:val="26"/>
+              </w:rPr>
+            </w:pPr>
+            <w:r>
+              <w:rPr>
+                <w:rFonts w:cs="Times New Roman"/>
+                <w:bCs/>
                 <w:sz w:val="26"/>
                 <w:szCs w:val="26"/>
               </w:rPr>
@@ -4217,13 +4289,15 @@
             <w:pPr>
               <w:rPr>
                 <w:rFonts w:cs="Times New Roman"/>
-                <w:sz w:val="26"/>
-                <w:szCs w:val="26"/>
-              </w:rPr>
-            </w:pPr>
-            <w:r>
-              <w:rPr>
-                <w:rFonts w:cs="Times New Roman"/>
+                <w:bCs/>
+                <w:sz w:val="26"/>
+                <w:szCs w:val="26"/>
+              </w:rPr>
+            </w:pPr>
+            <w:r>
+              <w:rPr>
+                <w:rFonts w:cs="Times New Roman"/>
+                <w:bCs/>
                 <w:sz w:val="26"/>
                 <w:szCs w:val="26"/>
               </w:rPr>
@@ -4245,13 +4319,15 @@
             <w:pPr>
               <w:rPr>
                 <w:rFonts w:cs="Times New Roman"/>
-                <w:sz w:val="26"/>
-                <w:szCs w:val="26"/>
-              </w:rPr>
-            </w:pPr>
-            <w:r>
-              <w:rPr>
-                <w:rFonts w:cs="Times New Roman"/>
+                <w:bCs/>
+                <w:sz w:val="26"/>
+                <w:szCs w:val="26"/>
+              </w:rPr>
+            </w:pPr>
+            <w:r>
+              <w:rPr>
+                <w:rFonts w:cs="Times New Roman"/>
+                <w:bCs/>
                 <w:sz w:val="26"/>
                 <w:szCs w:val="26"/>
               </w:rPr>
@@ -4268,13 +4344,15 @@
             <w:pPr>
               <w:rPr>
                 <w:rFonts w:cs="Times New Roman"/>
-                <w:sz w:val="26"/>
-                <w:szCs w:val="26"/>
-              </w:rPr>
-            </w:pPr>
-            <w:r>
-              <w:rPr>
-                <w:rFonts w:cs="Times New Roman"/>
+                <w:bCs/>
+                <w:sz w:val="26"/>
+                <w:szCs w:val="26"/>
+              </w:rPr>
+            </w:pPr>
+            <w:r>
+              <w:rPr>
+                <w:rFonts w:cs="Times New Roman"/>
+                <w:bCs/>
                 <w:sz w:val="26"/>
                 <w:szCs w:val="26"/>
               </w:rPr>
@@ -4291,13 +4369,15 @@
             <w:pPr>
               <w:rPr>
                 <w:rFonts w:cs="Times New Roman"/>
-                <w:sz w:val="26"/>
-                <w:szCs w:val="26"/>
-              </w:rPr>
-            </w:pPr>
-            <w:r>
-              <w:rPr>
-                <w:rFonts w:cs="Times New Roman"/>
+                <w:bCs/>
+                <w:sz w:val="26"/>
+                <w:szCs w:val="26"/>
+              </w:rPr>
+            </w:pPr>
+            <w:r>
+              <w:rPr>
+                <w:rFonts w:cs="Times New Roman"/>
+                <w:bCs/>
                 <w:sz w:val="26"/>
                 <w:szCs w:val="26"/>
               </w:rPr>
@@ -4314,13 +4394,15 @@
             <w:pPr>
               <w:rPr>
                 <w:rFonts w:cs="Times New Roman"/>
-                <w:sz w:val="26"/>
-                <w:szCs w:val="26"/>
-              </w:rPr>
-            </w:pPr>
-            <w:r>
-              <w:rPr>
-                <w:rFonts w:cs="Times New Roman"/>
+                <w:bCs/>
+                <w:sz w:val="26"/>
+                <w:szCs w:val="26"/>
+              </w:rPr>
+            </w:pPr>
+            <w:r>
+              <w:rPr>
+                <w:rFonts w:cs="Times New Roman"/>
+                <w:bCs/>
                 <w:sz w:val="26"/>
                 <w:szCs w:val="26"/>
               </w:rPr>
@@ -4337,13 +4419,15 @@
             <w:pPr>
               <w:rPr>
                 <w:rFonts w:cs="Times New Roman"/>
-                <w:sz w:val="26"/>
-                <w:szCs w:val="26"/>
-              </w:rPr>
-            </w:pPr>
-            <w:r>
-              <w:rPr>
-                <w:rFonts w:cs="Times New Roman"/>
+                <w:bCs/>
+                <w:sz w:val="26"/>
+                <w:szCs w:val="26"/>
+              </w:rPr>
+            </w:pPr>
+            <w:r>
+              <w:rPr>
+                <w:rFonts w:cs="Times New Roman"/>
+                <w:bCs/>
                 <w:sz w:val="26"/>
                 <w:szCs w:val="26"/>
               </w:rPr>
@@ -4360,13 +4444,15 @@
             <w:pPr>
               <w:rPr>
                 <w:rFonts w:cs="Times New Roman"/>
-                <w:sz w:val="26"/>
-                <w:szCs w:val="26"/>
-              </w:rPr>
-            </w:pPr>
-            <w:r>
-              <w:rPr>
-                <w:rFonts w:cs="Times New Roman"/>
+                <w:bCs/>
+                <w:sz w:val="26"/>
+                <w:szCs w:val="26"/>
+              </w:rPr>
+            </w:pPr>
+            <w:r>
+              <w:rPr>
+                <w:rFonts w:cs="Times New Roman"/>
+                <w:bCs/>
                 <w:sz w:val="26"/>
                 <w:szCs w:val="26"/>
               </w:rPr>
@@ -4383,13 +4469,15 @@
             <w:pPr>
               <w:rPr>
                 <w:rFonts w:cs="Times New Roman"/>
-                <w:sz w:val="26"/>
-                <w:szCs w:val="26"/>
-              </w:rPr>
-            </w:pPr>
-            <w:r>
-              <w:rPr>
-                <w:rFonts w:cs="Times New Roman"/>
+                <w:bCs/>
+                <w:sz w:val="26"/>
+                <w:szCs w:val="26"/>
+              </w:rPr>
+            </w:pPr>
+            <w:r>
+              <w:rPr>
+                <w:rFonts w:cs="Times New Roman"/>
+                <w:bCs/>
                 <w:sz w:val="26"/>
                 <w:szCs w:val="26"/>
               </w:rPr>
@@ -4411,13 +4499,15 @@
             <w:pPr>
               <w:rPr>
                 <w:rFonts w:cs="Times New Roman"/>
-                <w:sz w:val="26"/>
-                <w:szCs w:val="26"/>
-              </w:rPr>
-            </w:pPr>
-            <w:r>
-              <w:rPr>
-                <w:rFonts w:cs="Times New Roman"/>
+                <w:bCs/>
+                <w:sz w:val="26"/>
+                <w:szCs w:val="26"/>
+              </w:rPr>
+            </w:pPr>
+            <w:r>
+              <w:rPr>
+                <w:rFonts w:cs="Times New Roman"/>
+                <w:bCs/>
                 <w:sz w:val="26"/>
                 <w:szCs w:val="26"/>
               </w:rPr>
@@ -4434,13 +4524,15 @@
             <w:pPr>
               <w:rPr>
                 <w:rFonts w:cs="Times New Roman"/>
-                <w:sz w:val="26"/>
-                <w:szCs w:val="26"/>
-              </w:rPr>
-            </w:pPr>
-            <w:r>
-              <w:rPr>
-                <w:rFonts w:cs="Times New Roman"/>
+                <w:bCs/>
+                <w:sz w:val="26"/>
+                <w:szCs w:val="26"/>
+              </w:rPr>
+            </w:pPr>
+            <w:r>
+              <w:rPr>
+                <w:rFonts w:cs="Times New Roman"/>
+                <w:bCs/>
                 <w:sz w:val="26"/>
                 <w:szCs w:val="26"/>
               </w:rPr>
@@ -4457,13 +4549,15 @@
             <w:pPr>
               <w:rPr>
                 <w:rFonts w:cs="Times New Roman"/>
-                <w:sz w:val="26"/>
-                <w:szCs w:val="26"/>
-              </w:rPr>
-            </w:pPr>
-            <w:r>
-              <w:rPr>
-                <w:rFonts w:cs="Times New Roman"/>
+                <w:bCs/>
+                <w:sz w:val="26"/>
+                <w:szCs w:val="26"/>
+              </w:rPr>
+            </w:pPr>
+            <w:r>
+              <w:rPr>
+                <w:rFonts w:cs="Times New Roman"/>
+                <w:bCs/>
                 <w:sz w:val="26"/>
                 <w:szCs w:val="26"/>
               </w:rPr>
@@ -4480,13 +4574,15 @@
             <w:pPr>
               <w:rPr>
                 <w:rFonts w:cs="Times New Roman"/>
-                <w:sz w:val="26"/>
-                <w:szCs w:val="26"/>
-              </w:rPr>
-            </w:pPr>
-            <w:r>
-              <w:rPr>
-                <w:rFonts w:cs="Times New Roman"/>
+                <w:bCs/>
+                <w:sz w:val="26"/>
+                <w:szCs w:val="26"/>
+              </w:rPr>
+            </w:pPr>
+            <w:r>
+              <w:rPr>
+                <w:rFonts w:cs="Times New Roman"/>
+                <w:bCs/>
                 <w:sz w:val="26"/>
                 <w:szCs w:val="26"/>
               </w:rPr>
@@ -4503,13 +4599,15 @@
             <w:pPr>
               <w:rPr>
                 <w:rFonts w:cs="Times New Roman"/>
-                <w:sz w:val="26"/>
-                <w:szCs w:val="26"/>
-              </w:rPr>
-            </w:pPr>
-            <w:r>
-              <w:rPr>
-                <w:rFonts w:cs="Times New Roman"/>
+                <w:bCs/>
+                <w:sz w:val="26"/>
+                <w:szCs w:val="26"/>
+              </w:rPr>
+            </w:pPr>
+            <w:r>
+              <w:rPr>
+                <w:rFonts w:cs="Times New Roman"/>
+                <w:bCs/>
                 <w:sz w:val="26"/>
                 <w:szCs w:val="26"/>
               </w:rPr>
@@ -4526,13 +4624,15 @@
             <w:pPr>
               <w:rPr>
                 <w:rFonts w:cs="Times New Roman"/>
-                <w:sz w:val="26"/>
-                <w:szCs w:val="26"/>
-              </w:rPr>
-            </w:pPr>
-            <w:r>
-              <w:rPr>
-                <w:rFonts w:cs="Times New Roman"/>
+                <w:bCs/>
+                <w:sz w:val="26"/>
+                <w:szCs w:val="26"/>
+              </w:rPr>
+            </w:pPr>
+            <w:r>
+              <w:rPr>
+                <w:rFonts w:cs="Times New Roman"/>
+                <w:bCs/>
                 <w:sz w:val="26"/>
                 <w:szCs w:val="26"/>
               </w:rPr>
@@ -4549,13 +4649,15 @@
             <w:pPr>
               <w:rPr>
                 <w:rFonts w:cs="Times New Roman"/>
-                <w:sz w:val="26"/>
-                <w:szCs w:val="26"/>
-              </w:rPr>
-            </w:pPr>
-            <w:r>
-              <w:rPr>
-                <w:rFonts w:cs="Times New Roman"/>
+                <w:bCs/>
+                <w:sz w:val="26"/>
+                <w:szCs w:val="26"/>
+              </w:rPr>
+            </w:pPr>
+            <w:r>
+              <w:rPr>
+                <w:rFonts w:cs="Times New Roman"/>
+                <w:bCs/>
                 <w:sz w:val="26"/>
                 <w:szCs w:val="26"/>
               </w:rPr>
@@ -4577,13 +4679,15 @@
             <w:pPr>
               <w:rPr>
                 <w:rFonts w:cs="Times New Roman"/>
-                <w:sz w:val="26"/>
-                <w:szCs w:val="26"/>
-              </w:rPr>
-            </w:pPr>
-            <w:r>
-              <w:rPr>
-                <w:rFonts w:cs="Times New Roman"/>
+                <w:bCs/>
+                <w:sz w:val="26"/>
+                <w:szCs w:val="26"/>
+              </w:rPr>
+            </w:pPr>
+            <w:r>
+              <w:rPr>
+                <w:rFonts w:cs="Times New Roman"/>
+                <w:bCs/>
                 <w:sz w:val="26"/>
                 <w:szCs w:val="26"/>
               </w:rPr>
@@ -4600,13 +4704,15 @@
             <w:pPr>
               <w:rPr>
                 <w:rFonts w:cs="Times New Roman"/>
-                <w:sz w:val="26"/>
-                <w:szCs w:val="26"/>
-              </w:rPr>
-            </w:pPr>
-            <w:r>
-              <w:rPr>
-                <w:rFonts w:cs="Times New Roman"/>
+                <w:bCs/>
+                <w:sz w:val="26"/>
+                <w:szCs w:val="26"/>
+              </w:rPr>
+            </w:pPr>
+            <w:r>
+              <w:rPr>
+                <w:rFonts w:cs="Times New Roman"/>
+                <w:bCs/>
                 <w:sz w:val="26"/>
                 <w:szCs w:val="26"/>
               </w:rPr>
@@ -4623,13 +4729,15 @@
             <w:pPr>
               <w:rPr>
                 <w:rFonts w:cs="Times New Roman"/>
-                <w:sz w:val="26"/>
-                <w:szCs w:val="26"/>
-              </w:rPr>
-            </w:pPr>
-            <w:r>
-              <w:rPr>
-                <w:rFonts w:cs="Times New Roman"/>
+                <w:bCs/>
+                <w:sz w:val="26"/>
+                <w:szCs w:val="26"/>
+              </w:rPr>
+            </w:pPr>
+            <w:r>
+              <w:rPr>
+                <w:rFonts w:cs="Times New Roman"/>
+                <w:bCs/>
                 <w:sz w:val="26"/>
                 <w:szCs w:val="26"/>
               </w:rPr>
@@ -4646,13 +4754,15 @@
             <w:pPr>
               <w:rPr>
                 <w:rFonts w:cs="Times New Roman"/>
-                <w:sz w:val="26"/>
-                <w:szCs w:val="26"/>
-              </w:rPr>
-            </w:pPr>
-            <w:r>
-              <w:rPr>
-                <w:rFonts w:cs="Times New Roman"/>
+                <w:bCs/>
+                <w:sz w:val="26"/>
+                <w:szCs w:val="26"/>
+              </w:rPr>
+            </w:pPr>
+            <w:r>
+              <w:rPr>
+                <w:rFonts w:cs="Times New Roman"/>
+                <w:bCs/>
                 <w:sz w:val="26"/>
                 <w:szCs w:val="26"/>
               </w:rPr>
@@ -4669,13 +4779,15 @@
             <w:pPr>
               <w:rPr>
                 <w:rFonts w:cs="Times New Roman"/>
-                <w:sz w:val="26"/>
-                <w:szCs w:val="26"/>
-              </w:rPr>
-            </w:pPr>
-            <w:r>
-              <w:rPr>
-                <w:rFonts w:cs="Times New Roman"/>
+                <w:bCs/>
+                <w:sz w:val="26"/>
+                <w:szCs w:val="26"/>
+              </w:rPr>
+            </w:pPr>
+            <w:r>
+              <w:rPr>
+                <w:rFonts w:cs="Times New Roman"/>
+                <w:bCs/>
                 <w:sz w:val="26"/>
                 <w:szCs w:val="26"/>
               </w:rPr>
@@ -4692,13 +4804,15 @@
             <w:pPr>
               <w:rPr>
                 <w:rFonts w:cs="Times New Roman"/>
-                <w:sz w:val="26"/>
-                <w:szCs w:val="26"/>
-              </w:rPr>
-            </w:pPr>
-            <w:r>
-              <w:rPr>
-                <w:rFonts w:cs="Times New Roman"/>
+                <w:bCs/>
+                <w:sz w:val="26"/>
+                <w:szCs w:val="26"/>
+              </w:rPr>
+            </w:pPr>
+            <w:r>
+              <w:rPr>
+                <w:rFonts w:cs="Times New Roman"/>
+                <w:bCs/>
                 <w:sz w:val="26"/>
                 <w:szCs w:val="26"/>
               </w:rPr>
@@ -4715,13 +4829,15 @@
             <w:pPr>
               <w:rPr>
                 <w:rFonts w:cs="Times New Roman"/>
-                <w:sz w:val="26"/>
-                <w:szCs w:val="26"/>
-              </w:rPr>
-            </w:pPr>
-            <w:r>
-              <w:rPr>
-                <w:rFonts w:cs="Times New Roman"/>
+                <w:bCs/>
+                <w:sz w:val="26"/>
+                <w:szCs w:val="26"/>
+              </w:rPr>
+            </w:pPr>
+            <w:r>
+              <w:rPr>
+                <w:rFonts w:cs="Times New Roman"/>
+                <w:bCs/>
                 <w:sz w:val="26"/>
                 <w:szCs w:val="26"/>
               </w:rPr>
@@ -4743,13 +4859,15 @@
             <w:pPr>
               <w:rPr>
                 <w:rFonts w:cs="Times New Roman"/>
-                <w:sz w:val="26"/>
-                <w:szCs w:val="26"/>
-              </w:rPr>
-            </w:pPr>
-            <w:r>
-              <w:rPr>
-                <w:rFonts w:cs="Times New Roman"/>
+                <w:bCs/>
+                <w:sz w:val="26"/>
+                <w:szCs w:val="26"/>
+              </w:rPr>
+            </w:pPr>
+            <w:r>
+              <w:rPr>
+                <w:rFonts w:cs="Times New Roman"/>
+                <w:bCs/>
                 <w:sz w:val="26"/>
                 <w:szCs w:val="26"/>
               </w:rPr>
@@ -4766,13 +4884,15 @@
             <w:pPr>
               <w:rPr>
                 <w:rFonts w:cs="Times New Roman"/>
-                <w:sz w:val="26"/>
-                <w:szCs w:val="26"/>
-              </w:rPr>
-            </w:pPr>
-            <w:r>
-              <w:rPr>
-                <w:rFonts w:cs="Times New Roman"/>
+                <w:bCs/>
+                <w:sz w:val="26"/>
+                <w:szCs w:val="26"/>
+              </w:rPr>
+            </w:pPr>
+            <w:r>
+              <w:rPr>
+                <w:rFonts w:cs="Times New Roman"/>
+                <w:bCs/>
                 <w:sz w:val="26"/>
                 <w:szCs w:val="26"/>
               </w:rPr>
@@ -4789,13 +4909,15 @@
             <w:pPr>
               <w:rPr>
                 <w:rFonts w:cs="Times New Roman"/>
-                <w:sz w:val="26"/>
-                <w:szCs w:val="26"/>
-              </w:rPr>
-            </w:pPr>
-            <w:r>
-              <w:rPr>
-                <w:rFonts w:cs="Times New Roman"/>
+                <w:bCs/>
+                <w:sz w:val="26"/>
+                <w:szCs w:val="26"/>
+              </w:rPr>
+            </w:pPr>
+            <w:r>
+              <w:rPr>
+                <w:rFonts w:cs="Times New Roman"/>
+                <w:bCs/>
                 <w:sz w:val="26"/>
                 <w:szCs w:val="26"/>
               </w:rPr>
@@ -4812,13 +4934,15 @@
             <w:pPr>
               <w:rPr>
                 <w:rFonts w:cs="Times New Roman"/>
-                <w:sz w:val="26"/>
-                <w:szCs w:val="26"/>
-              </w:rPr>
-            </w:pPr>
-            <w:r>
-              <w:rPr>
-                <w:rFonts w:cs="Times New Roman"/>
+                <w:bCs/>
+                <w:sz w:val="26"/>
+                <w:szCs w:val="26"/>
+              </w:rPr>
+            </w:pPr>
+            <w:r>
+              <w:rPr>
+                <w:rFonts w:cs="Times New Roman"/>
+                <w:bCs/>
                 <w:sz w:val="26"/>
                 <w:szCs w:val="26"/>
               </w:rPr>
@@ -4835,13 +4959,15 @@
             <w:pPr>
               <w:rPr>
                 <w:rFonts w:cs="Times New Roman"/>
-                <w:sz w:val="26"/>
-                <w:szCs w:val="26"/>
-              </w:rPr>
-            </w:pPr>
-            <w:r>
-              <w:rPr>
-                <w:rFonts w:cs="Times New Roman"/>
+                <w:bCs/>
+                <w:sz w:val="26"/>
+                <w:szCs w:val="26"/>
+              </w:rPr>
+            </w:pPr>
+            <w:r>
+              <w:rPr>
+                <w:rFonts w:cs="Times New Roman"/>
+                <w:bCs/>
                 <w:sz w:val="26"/>
                 <w:szCs w:val="26"/>
               </w:rPr>
@@ -4858,13 +4984,15 @@
             <w:pPr>
               <w:rPr>
                 <w:rFonts w:cs="Times New Roman"/>
-                <w:sz w:val="26"/>
-                <w:szCs w:val="26"/>
-              </w:rPr>
-            </w:pPr>
-            <w:r>
-              <w:rPr>
-                <w:rFonts w:cs="Times New Roman"/>
+                <w:bCs/>
+                <w:sz w:val="26"/>
+                <w:szCs w:val="26"/>
+              </w:rPr>
+            </w:pPr>
+            <w:r>
+              <w:rPr>
+                <w:rFonts w:cs="Times New Roman"/>
+                <w:bCs/>
                 <w:sz w:val="26"/>
                 <w:szCs w:val="26"/>
               </w:rPr>
@@ -4881,13 +5009,15 @@
             <w:pPr>
               <w:rPr>
                 <w:rFonts w:cs="Times New Roman"/>
-                <w:sz w:val="26"/>
-                <w:szCs w:val="26"/>
-              </w:rPr>
-            </w:pPr>
-            <w:r>
-              <w:rPr>
-                <w:rFonts w:cs="Times New Roman"/>
+                <w:bCs/>
+                <w:sz w:val="26"/>
+                <w:szCs w:val="26"/>
+              </w:rPr>
+            </w:pPr>
+            <w:r>
+              <w:rPr>
+                <w:rFonts w:cs="Times New Roman"/>
+                <w:bCs/>
                 <w:sz w:val="26"/>
                 <w:szCs w:val="26"/>
               </w:rPr>
@@ -4909,13 +5039,15 @@
             <w:pPr>
               <w:rPr>
                 <w:rFonts w:cs="Times New Roman"/>
-                <w:sz w:val="26"/>
-                <w:szCs w:val="26"/>
-              </w:rPr>
-            </w:pPr>
-            <w:r>
-              <w:rPr>
-                <w:rFonts w:cs="Times New Roman"/>
+                <w:bCs/>
+                <w:sz w:val="26"/>
+                <w:szCs w:val="26"/>
+              </w:rPr>
+            </w:pPr>
+            <w:r>
+              <w:rPr>
+                <w:rFonts w:cs="Times New Roman"/>
+                <w:bCs/>
                 <w:sz w:val="26"/>
                 <w:szCs w:val="26"/>
               </w:rPr>
@@ -4932,13 +5064,15 @@
             <w:pPr>
               <w:rPr>
                 <w:rFonts w:cs="Times New Roman"/>
-                <w:sz w:val="26"/>
-                <w:szCs w:val="26"/>
-              </w:rPr>
-            </w:pPr>
-            <w:r>
-              <w:rPr>
-                <w:rFonts w:cs="Times New Roman"/>
+                <w:bCs/>
+                <w:sz w:val="26"/>
+                <w:szCs w:val="26"/>
+              </w:rPr>
+            </w:pPr>
+            <w:r>
+              <w:rPr>
+                <w:rFonts w:cs="Times New Roman"/>
+                <w:bCs/>
                 <w:sz w:val="26"/>
                 <w:szCs w:val="26"/>
               </w:rPr>
@@ -4955,13 +5089,15 @@
             <w:pPr>
               <w:rPr>
                 <w:rFonts w:cs="Times New Roman"/>
-                <w:sz w:val="26"/>
-                <w:szCs w:val="26"/>
-              </w:rPr>
-            </w:pPr>
-            <w:r>
-              <w:rPr>
-                <w:rFonts w:cs="Times New Roman"/>
+                <w:bCs/>
+                <w:sz w:val="26"/>
+                <w:szCs w:val="26"/>
+              </w:rPr>
+            </w:pPr>
+            <w:r>
+              <w:rPr>
+                <w:rFonts w:cs="Times New Roman"/>
+                <w:bCs/>
                 <w:sz w:val="26"/>
                 <w:szCs w:val="26"/>
               </w:rPr>
@@ -4978,13 +5114,15 @@
             <w:pPr>
               <w:rPr>
                 <w:rFonts w:cs="Times New Roman"/>
-                <w:sz w:val="26"/>
-                <w:szCs w:val="26"/>
-              </w:rPr>
-            </w:pPr>
-            <w:r>
-              <w:rPr>
-                <w:rFonts w:cs="Times New Roman"/>
+                <w:bCs/>
+                <w:sz w:val="26"/>
+                <w:szCs w:val="26"/>
+              </w:rPr>
+            </w:pPr>
+            <w:r>
+              <w:rPr>
+                <w:rFonts w:cs="Times New Roman"/>
+                <w:bCs/>
                 <w:sz w:val="26"/>
                 <w:szCs w:val="26"/>
               </w:rPr>
@@ -5001,13 +5139,15 @@
             <w:pPr>
               <w:rPr>
                 <w:rFonts w:cs="Times New Roman"/>
-                <w:sz w:val="26"/>
-                <w:szCs w:val="26"/>
-              </w:rPr>
-            </w:pPr>
-            <w:r>
-              <w:rPr>
-                <w:rFonts w:cs="Times New Roman"/>
+                <w:bCs/>
+                <w:sz w:val="26"/>
+                <w:szCs w:val="26"/>
+              </w:rPr>
+            </w:pPr>
+            <w:r>
+              <w:rPr>
+                <w:rFonts w:cs="Times New Roman"/>
+                <w:bCs/>
                 <w:sz w:val="26"/>
                 <w:szCs w:val="26"/>
               </w:rPr>
@@ -5024,13 +5164,15 @@
             <w:pPr>
               <w:rPr>
                 <w:rFonts w:cs="Times New Roman"/>
-                <w:sz w:val="26"/>
-                <w:szCs w:val="26"/>
-              </w:rPr>
-            </w:pPr>
-            <w:r>
-              <w:rPr>
-                <w:rFonts w:cs="Times New Roman"/>
+                <w:bCs/>
+                <w:sz w:val="26"/>
+                <w:szCs w:val="26"/>
+              </w:rPr>
+            </w:pPr>
+            <w:r>
+              <w:rPr>
+                <w:rFonts w:cs="Times New Roman"/>
+                <w:bCs/>
                 <w:sz w:val="26"/>
                 <w:szCs w:val="26"/>
               </w:rPr>
@@ -5047,13 +5189,15 @@
             <w:pPr>
               <w:rPr>
                 <w:rFonts w:cs="Times New Roman"/>
-                <w:sz w:val="26"/>
-                <w:szCs w:val="26"/>
-              </w:rPr>
-            </w:pPr>
-            <w:r>
-              <w:rPr>
-                <w:rFonts w:cs="Times New Roman"/>
+                <w:bCs/>
+                <w:sz w:val="26"/>
+                <w:szCs w:val="26"/>
+              </w:rPr>
+            </w:pPr>
+            <w:r>
+              <w:rPr>
+                <w:rFonts w:cs="Times New Roman"/>
+                <w:bCs/>
                 <w:sz w:val="26"/>
                 <w:szCs w:val="26"/>
               </w:rPr>
@@ -5075,13 +5219,15 @@
             <w:pPr>
               <w:rPr>
                 <w:rFonts w:cs="Times New Roman"/>
-                <w:sz w:val="26"/>
-                <w:szCs w:val="26"/>
-              </w:rPr>
-            </w:pPr>
-            <w:r>
-              <w:rPr>
-                <w:rFonts w:cs="Times New Roman"/>
+                <w:bCs/>
+                <w:sz w:val="26"/>
+                <w:szCs w:val="26"/>
+              </w:rPr>
+            </w:pPr>
+            <w:r>
+              <w:rPr>
+                <w:rFonts w:cs="Times New Roman"/>
+                <w:bCs/>
                 <w:sz w:val="26"/>
                 <w:szCs w:val="26"/>
               </w:rPr>
@@ -5098,13 +5244,15 @@
             <w:pPr>
               <w:rPr>
                 <w:rFonts w:cs="Times New Roman"/>
-                <w:sz w:val="26"/>
-                <w:szCs w:val="26"/>
-              </w:rPr>
-            </w:pPr>
-            <w:r>
-              <w:rPr>
-                <w:rFonts w:cs="Times New Roman"/>
+                <w:bCs/>
+                <w:sz w:val="26"/>
+                <w:szCs w:val="26"/>
+              </w:rPr>
+            </w:pPr>
+            <w:r>
+              <w:rPr>
+                <w:rFonts w:cs="Times New Roman"/>
+                <w:bCs/>
                 <w:sz w:val="26"/>
                 <w:szCs w:val="26"/>
               </w:rPr>
@@ -5121,13 +5269,15 @@
             <w:pPr>
               <w:rPr>
                 <w:rFonts w:cs="Times New Roman"/>
-                <w:sz w:val="26"/>
-                <w:szCs w:val="26"/>
-              </w:rPr>
-            </w:pPr>
-            <w:r>
-              <w:rPr>
-                <w:rFonts w:cs="Times New Roman"/>
+                <w:bCs/>
+                <w:sz w:val="26"/>
+                <w:szCs w:val="26"/>
+              </w:rPr>
+            </w:pPr>
+            <w:r>
+              <w:rPr>
+                <w:rFonts w:cs="Times New Roman"/>
+                <w:bCs/>
                 <w:sz w:val="26"/>
                 <w:szCs w:val="26"/>
               </w:rPr>
@@ -5144,13 +5294,15 @@
             <w:pPr>
               <w:rPr>
                 <w:rFonts w:cs="Times New Roman"/>
-                <w:sz w:val="26"/>
-                <w:szCs w:val="26"/>
-              </w:rPr>
-            </w:pPr>
-            <w:r>
-              <w:rPr>
-                <w:rFonts w:cs="Times New Roman"/>
+                <w:bCs/>
+                <w:sz w:val="26"/>
+                <w:szCs w:val="26"/>
+              </w:rPr>
+            </w:pPr>
+            <w:r>
+              <w:rPr>
+                <w:rFonts w:cs="Times New Roman"/>
+                <w:bCs/>
                 <w:sz w:val="26"/>
                 <w:szCs w:val="26"/>
               </w:rPr>
@@ -5167,13 +5319,15 @@
             <w:pPr>
               <w:rPr>
                 <w:rFonts w:cs="Times New Roman"/>
-                <w:sz w:val="26"/>
-                <w:szCs w:val="26"/>
-              </w:rPr>
-            </w:pPr>
-            <w:r>
-              <w:rPr>
-                <w:rFonts w:cs="Times New Roman"/>
+                <w:bCs/>
+                <w:sz w:val="26"/>
+                <w:szCs w:val="26"/>
+              </w:rPr>
+            </w:pPr>
+            <w:r>
+              <w:rPr>
+                <w:rFonts w:cs="Times New Roman"/>
+                <w:bCs/>
                 <w:sz w:val="26"/>
                 <w:szCs w:val="26"/>
               </w:rPr>
@@ -5190,13 +5344,15 @@
             <w:pPr>
               <w:rPr>
                 <w:rFonts w:cs="Times New Roman"/>
-                <w:sz w:val="26"/>
-                <w:szCs w:val="26"/>
-              </w:rPr>
-            </w:pPr>
-            <w:r>
-              <w:rPr>
-                <w:rFonts w:cs="Times New Roman"/>
+                <w:bCs/>
+                <w:sz w:val="26"/>
+                <w:szCs w:val="26"/>
+              </w:rPr>
+            </w:pPr>
+            <w:r>
+              <w:rPr>
+                <w:rFonts w:cs="Times New Roman"/>
+                <w:bCs/>
                 <w:sz w:val="26"/>
                 <w:szCs w:val="26"/>
               </w:rPr>
@@ -5213,13 +5369,15 @@
             <w:pPr>
               <w:rPr>
                 <w:rFonts w:cs="Times New Roman"/>
-                <w:sz w:val="26"/>
-                <w:szCs w:val="26"/>
-              </w:rPr>
-            </w:pPr>
-            <w:r>
-              <w:rPr>
-                <w:rFonts w:cs="Times New Roman"/>
+                <w:bCs/>
+                <w:sz w:val="26"/>
+                <w:szCs w:val="26"/>
+              </w:rPr>
+            </w:pPr>
+            <w:r>
+              <w:rPr>
+                <w:rFonts w:cs="Times New Roman"/>
+                <w:bCs/>
                 <w:sz w:val="26"/>
                 <w:szCs w:val="26"/>
               </w:rPr>
@@ -5241,13 +5399,15 @@
             <w:pPr>
               <w:rPr>
                 <w:rFonts w:cs="Times New Roman"/>
-                <w:sz w:val="26"/>
-                <w:szCs w:val="26"/>
-              </w:rPr>
-            </w:pPr>
-            <w:r>
-              <w:rPr>
-                <w:rFonts w:cs="Times New Roman"/>
+                <w:bCs/>
+                <w:sz w:val="26"/>
+                <w:szCs w:val="26"/>
+              </w:rPr>
+            </w:pPr>
+            <w:r>
+              <w:rPr>
+                <w:rFonts w:cs="Times New Roman"/>
+                <w:bCs/>
                 <w:sz w:val="26"/>
                 <w:szCs w:val="26"/>
               </w:rPr>
@@ -5264,13 +5424,15 @@
             <w:pPr>
               <w:rPr>
                 <w:rFonts w:cs="Times New Roman"/>
-                <w:sz w:val="26"/>
-                <w:szCs w:val="26"/>
-              </w:rPr>
-            </w:pPr>
-            <w:r>
-              <w:rPr>
-                <w:rFonts w:cs="Times New Roman"/>
+                <w:bCs/>
+                <w:sz w:val="26"/>
+                <w:szCs w:val="26"/>
+              </w:rPr>
+            </w:pPr>
+            <w:r>
+              <w:rPr>
+                <w:rFonts w:cs="Times New Roman"/>
+                <w:bCs/>
                 <w:sz w:val="26"/>
                 <w:szCs w:val="26"/>
               </w:rPr>
@@ -5287,13 +5449,15 @@
             <w:pPr>
               <w:rPr>
                 <w:rFonts w:cs="Times New Roman"/>
-                <w:sz w:val="26"/>
-                <w:szCs w:val="26"/>
-              </w:rPr>
-            </w:pPr>
-            <w:r>
-              <w:rPr>
-                <w:rFonts w:cs="Times New Roman"/>
+                <w:bCs/>
+                <w:sz w:val="26"/>
+                <w:szCs w:val="26"/>
+              </w:rPr>
+            </w:pPr>
+            <w:r>
+              <w:rPr>
+                <w:rFonts w:cs="Times New Roman"/>
+                <w:bCs/>
                 <w:sz w:val="26"/>
                 <w:szCs w:val="26"/>
               </w:rPr>
@@ -5310,13 +5474,15 @@
             <w:pPr>
               <w:rPr>
                 <w:rFonts w:cs="Times New Roman"/>
-                <w:sz w:val="26"/>
-                <w:szCs w:val="26"/>
-              </w:rPr>
-            </w:pPr>
-            <w:r>
-              <w:rPr>
-                <w:rFonts w:cs="Times New Roman"/>
+                <w:bCs/>
+                <w:sz w:val="26"/>
+                <w:szCs w:val="26"/>
+              </w:rPr>
+            </w:pPr>
+            <w:r>
+              <w:rPr>
+                <w:rFonts w:cs="Times New Roman"/>
+                <w:bCs/>
                 <w:sz w:val="26"/>
                 <w:szCs w:val="26"/>
               </w:rPr>
@@ -5333,13 +5499,15 @@
             <w:pPr>
               <w:rPr>
                 <w:rFonts w:cs="Times New Roman"/>
-                <w:sz w:val="26"/>
-                <w:szCs w:val="26"/>
-              </w:rPr>
-            </w:pPr>
-            <w:r>
-              <w:rPr>
-                <w:rFonts w:cs="Times New Roman"/>
+                <w:bCs/>
+                <w:sz w:val="26"/>
+                <w:szCs w:val="26"/>
+              </w:rPr>
+            </w:pPr>
+            <w:r>
+              <w:rPr>
+                <w:rFonts w:cs="Times New Roman"/>
+                <w:bCs/>
                 <w:sz w:val="26"/>
                 <w:szCs w:val="26"/>
               </w:rPr>
@@ -5356,13 +5524,15 @@
             <w:pPr>
               <w:rPr>
                 <w:rFonts w:cs="Times New Roman"/>
-                <w:sz w:val="26"/>
-                <w:szCs w:val="26"/>
-              </w:rPr>
-            </w:pPr>
-            <w:r>
-              <w:rPr>
-                <w:rFonts w:cs="Times New Roman"/>
+                <w:bCs/>
+                <w:sz w:val="26"/>
+                <w:szCs w:val="26"/>
+              </w:rPr>
+            </w:pPr>
+            <w:r>
+              <w:rPr>
+                <w:rFonts w:cs="Times New Roman"/>
+                <w:bCs/>
                 <w:sz w:val="26"/>
                 <w:szCs w:val="26"/>
               </w:rPr>
@@ -5379,13 +5549,15 @@
             <w:pPr>
               <w:rPr>
                 <w:rFonts w:cs="Times New Roman"/>
-                <w:sz w:val="26"/>
-                <w:szCs w:val="26"/>
-              </w:rPr>
-            </w:pPr>
-            <w:r>
-              <w:rPr>
-                <w:rFonts w:cs="Times New Roman"/>
+                <w:bCs/>
+                <w:sz w:val="26"/>
+                <w:szCs w:val="26"/>
+              </w:rPr>
+            </w:pPr>
+            <w:r>
+              <w:rPr>
+                <w:rFonts w:cs="Times New Roman"/>
+                <w:bCs/>
                 <w:sz w:val="26"/>
                 <w:szCs w:val="26"/>
               </w:rPr>
@@ -5407,13 +5579,15 @@
             <w:pPr>
               <w:rPr>
                 <w:rFonts w:cs="Times New Roman"/>
-                <w:sz w:val="26"/>
-                <w:szCs w:val="26"/>
-              </w:rPr>
-            </w:pPr>
-            <w:r>
-              <w:rPr>
-                <w:rFonts w:cs="Times New Roman"/>
+                <w:bCs/>
+                <w:sz w:val="26"/>
+                <w:szCs w:val="26"/>
+              </w:rPr>
+            </w:pPr>
+            <w:r>
+              <w:rPr>
+                <w:rFonts w:cs="Times New Roman"/>
+                <w:bCs/>
                 <w:sz w:val="26"/>
                 <w:szCs w:val="26"/>
               </w:rPr>
@@ -5430,13 +5604,15 @@
             <w:pPr>
               <w:rPr>
                 <w:rFonts w:cs="Times New Roman"/>
-                <w:sz w:val="26"/>
-                <w:szCs w:val="26"/>
-              </w:rPr>
-            </w:pPr>
-            <w:r>
-              <w:rPr>
-                <w:rFonts w:cs="Times New Roman"/>
+                <w:bCs/>
+                <w:sz w:val="26"/>
+                <w:szCs w:val="26"/>
+              </w:rPr>
+            </w:pPr>
+            <w:r>
+              <w:rPr>
+                <w:rFonts w:cs="Times New Roman"/>
+                <w:bCs/>
                 <w:sz w:val="26"/>
                 <w:szCs w:val="26"/>
               </w:rPr>
@@ -5453,13 +5629,15 @@
             <w:pPr>
               <w:rPr>
                 <w:rFonts w:cs="Times New Roman"/>
-                <w:sz w:val="26"/>
-                <w:szCs w:val="26"/>
-              </w:rPr>
-            </w:pPr>
-            <w:r>
-              <w:rPr>
-                <w:rFonts w:cs="Times New Roman"/>
+                <w:bCs/>
+                <w:sz w:val="26"/>
+                <w:szCs w:val="26"/>
+              </w:rPr>
+            </w:pPr>
+            <w:r>
+              <w:rPr>
+                <w:rFonts w:cs="Times New Roman"/>
+                <w:bCs/>
                 <w:sz w:val="26"/>
                 <w:szCs w:val="26"/>
               </w:rPr>
@@ -5476,13 +5654,15 @@
             <w:pPr>
               <w:rPr>
                 <w:rFonts w:cs="Times New Roman"/>
-                <w:sz w:val="26"/>
-                <w:szCs w:val="26"/>
-              </w:rPr>
-            </w:pPr>
-            <w:r>
-              <w:rPr>
-                <w:rFonts w:cs="Times New Roman"/>
+                <w:bCs/>
+                <w:sz w:val="26"/>
+                <w:szCs w:val="26"/>
+              </w:rPr>
+            </w:pPr>
+            <w:r>
+              <w:rPr>
+                <w:rFonts w:cs="Times New Roman"/>
+                <w:bCs/>
                 <w:sz w:val="26"/>
                 <w:szCs w:val="26"/>
               </w:rPr>
@@ -5499,13 +5679,15 @@
             <w:pPr>
               <w:rPr>
                 <w:rFonts w:cs="Times New Roman"/>
-                <w:sz w:val="26"/>
-                <w:szCs w:val="26"/>
-              </w:rPr>
-            </w:pPr>
-            <w:r>
-              <w:rPr>
-                <w:rFonts w:cs="Times New Roman"/>
+                <w:bCs/>
+                <w:sz w:val="26"/>
+                <w:szCs w:val="26"/>
+              </w:rPr>
+            </w:pPr>
+            <w:r>
+              <w:rPr>
+                <w:rFonts w:cs="Times New Roman"/>
+                <w:bCs/>
                 <w:sz w:val="26"/>
                 <w:szCs w:val="26"/>
               </w:rPr>
@@ -5522,13 +5704,15 @@
             <w:pPr>
               <w:rPr>
                 <w:rFonts w:cs="Times New Roman"/>
-                <w:sz w:val="26"/>
-                <w:szCs w:val="26"/>
-              </w:rPr>
-            </w:pPr>
-            <w:r>
-              <w:rPr>
-                <w:rFonts w:cs="Times New Roman"/>
+                <w:bCs/>
+                <w:sz w:val="26"/>
+                <w:szCs w:val="26"/>
+              </w:rPr>
+            </w:pPr>
+            <w:r>
+              <w:rPr>
+                <w:rFonts w:cs="Times New Roman"/>
+                <w:bCs/>
                 <w:sz w:val="26"/>
                 <w:szCs w:val="26"/>
               </w:rPr>
@@ -5545,13 +5729,15 @@
             <w:pPr>
               <w:rPr>
                 <w:rFonts w:cs="Times New Roman"/>
-                <w:sz w:val="26"/>
-                <w:szCs w:val="26"/>
-              </w:rPr>
-            </w:pPr>
-            <w:r>
-              <w:rPr>
-                <w:rFonts w:cs="Times New Roman"/>
+                <w:bCs/>
+                <w:sz w:val="26"/>
+                <w:szCs w:val="26"/>
+              </w:rPr>
+            </w:pPr>
+            <w:r>
+              <w:rPr>
+                <w:rFonts w:cs="Times New Roman"/>
+                <w:bCs/>
                 <w:sz w:val="26"/>
                 <w:szCs w:val="26"/>
               </w:rPr>
@@ -5573,13 +5759,15 @@
             <w:pPr>
               <w:rPr>
                 <w:rFonts w:cs="Times New Roman"/>
-                <w:sz w:val="26"/>
-                <w:szCs w:val="26"/>
-              </w:rPr>
-            </w:pPr>
-            <w:r>
-              <w:rPr>
-                <w:rFonts w:cs="Times New Roman"/>
+                <w:bCs/>
+                <w:sz w:val="26"/>
+                <w:szCs w:val="26"/>
+              </w:rPr>
+            </w:pPr>
+            <w:r>
+              <w:rPr>
+                <w:rFonts w:cs="Times New Roman"/>
+                <w:bCs/>
                 <w:sz w:val="26"/>
                 <w:szCs w:val="26"/>
               </w:rPr>
@@ -5596,13 +5784,15 @@
             <w:pPr>
               <w:rPr>
                 <w:rFonts w:cs="Times New Roman"/>
-                <w:sz w:val="26"/>
-                <w:szCs w:val="26"/>
-              </w:rPr>
-            </w:pPr>
-            <w:r>
-              <w:rPr>
-                <w:rFonts w:cs="Times New Roman"/>
+                <w:bCs/>
+                <w:sz w:val="26"/>
+                <w:szCs w:val="26"/>
+              </w:rPr>
+            </w:pPr>
+            <w:r>
+              <w:rPr>
+                <w:rFonts w:cs="Times New Roman"/>
+                <w:bCs/>
                 <w:sz w:val="26"/>
                 <w:szCs w:val="26"/>
               </w:rPr>
@@ -5619,13 +5809,15 @@
             <w:pPr>
               <w:rPr>
                 <w:rFonts w:cs="Times New Roman"/>
-                <w:sz w:val="26"/>
-                <w:szCs w:val="26"/>
-              </w:rPr>
-            </w:pPr>
-            <w:r>
-              <w:rPr>
-                <w:rFonts w:cs="Times New Roman"/>
+                <w:bCs/>
+                <w:sz w:val="26"/>
+                <w:szCs w:val="26"/>
+              </w:rPr>
+            </w:pPr>
+            <w:r>
+              <w:rPr>
+                <w:rFonts w:cs="Times New Roman"/>
+                <w:bCs/>
                 <w:sz w:val="26"/>
                 <w:szCs w:val="26"/>
               </w:rPr>
@@ -5642,13 +5834,15 @@
             <w:pPr>
               <w:rPr>
                 <w:rFonts w:cs="Times New Roman"/>
-                <w:sz w:val="26"/>
-                <w:szCs w:val="26"/>
-              </w:rPr>
-            </w:pPr>
-            <w:r>
-              <w:rPr>
-                <w:rFonts w:cs="Times New Roman"/>
+                <w:bCs/>
+                <w:sz w:val="26"/>
+                <w:szCs w:val="26"/>
+              </w:rPr>
+            </w:pPr>
+            <w:r>
+              <w:rPr>
+                <w:rFonts w:cs="Times New Roman"/>
+                <w:bCs/>
                 <w:sz w:val="26"/>
                 <w:szCs w:val="26"/>
               </w:rPr>
@@ -5665,13 +5859,15 @@
             <w:pPr>
               <w:rPr>
                 <w:rFonts w:cs="Times New Roman"/>
-                <w:sz w:val="26"/>
-                <w:szCs w:val="26"/>
-              </w:rPr>
-            </w:pPr>
-            <w:r>
-              <w:rPr>
-                <w:rFonts w:cs="Times New Roman"/>
+                <w:bCs/>
+                <w:sz w:val="26"/>
+                <w:szCs w:val="26"/>
+              </w:rPr>
+            </w:pPr>
+            <w:r>
+              <w:rPr>
+                <w:rFonts w:cs="Times New Roman"/>
+                <w:bCs/>
                 <w:sz w:val="26"/>
                 <w:szCs w:val="26"/>
               </w:rPr>
@@ -5688,13 +5884,15 @@
             <w:pPr>
               <w:rPr>
                 <w:rFonts w:cs="Times New Roman"/>
-                <w:sz w:val="26"/>
-                <w:szCs w:val="26"/>
-              </w:rPr>
-            </w:pPr>
-            <w:r>
-              <w:rPr>
-                <w:rFonts w:cs="Times New Roman"/>
+                <w:bCs/>
+                <w:sz w:val="26"/>
+                <w:szCs w:val="26"/>
+              </w:rPr>
+            </w:pPr>
+            <w:r>
+              <w:rPr>
+                <w:rFonts w:cs="Times New Roman"/>
+                <w:bCs/>
                 <w:sz w:val="26"/>
                 <w:szCs w:val="26"/>
               </w:rPr>
@@ -5711,13 +5909,15 @@
             <w:pPr>
               <w:rPr>
                 <w:rFonts w:cs="Times New Roman"/>
-                <w:sz w:val="26"/>
-                <w:szCs w:val="26"/>
-              </w:rPr>
-            </w:pPr>
-            <w:r>
-              <w:rPr>
-                <w:rFonts w:cs="Times New Roman"/>
+                <w:bCs/>
+                <w:sz w:val="26"/>
+                <w:szCs w:val="26"/>
+              </w:rPr>
+            </w:pPr>
+            <w:r>
+              <w:rPr>
+                <w:rFonts w:cs="Times New Roman"/>
+                <w:bCs/>
                 <w:sz w:val="26"/>
                 <w:szCs w:val="26"/>
               </w:rPr>
@@ -5739,13 +5939,15 @@
             <w:pPr>
               <w:rPr>
                 <w:rFonts w:cs="Times New Roman"/>
-                <w:sz w:val="26"/>
-                <w:szCs w:val="26"/>
-              </w:rPr>
-            </w:pPr>
-            <w:r>
-              <w:rPr>
-                <w:rFonts w:cs="Times New Roman"/>
+                <w:bCs/>
+                <w:sz w:val="26"/>
+                <w:szCs w:val="26"/>
+              </w:rPr>
+            </w:pPr>
+            <w:r>
+              <w:rPr>
+                <w:rFonts w:cs="Times New Roman"/>
+                <w:bCs/>
                 <w:sz w:val="26"/>
                 <w:szCs w:val="26"/>
               </w:rPr>
@@ -5762,13 +5964,15 @@
             <w:pPr>
               <w:rPr>
                 <w:rFonts w:cs="Times New Roman"/>
-                <w:sz w:val="26"/>
-                <w:szCs w:val="26"/>
-              </w:rPr>
-            </w:pPr>
-            <w:r>
-              <w:rPr>
-                <w:rFonts w:cs="Times New Roman"/>
+                <w:bCs/>
+                <w:sz w:val="26"/>
+                <w:szCs w:val="26"/>
+              </w:rPr>
+            </w:pPr>
+            <w:r>
+              <w:rPr>
+                <w:rFonts w:cs="Times New Roman"/>
+                <w:bCs/>
                 <w:sz w:val="26"/>
                 <w:szCs w:val="26"/>
               </w:rPr>
@@ -5785,13 +5989,15 @@
             <w:pPr>
               <w:rPr>
                 <w:rFonts w:cs="Times New Roman"/>
-                <w:sz w:val="26"/>
-                <w:szCs w:val="26"/>
-              </w:rPr>
-            </w:pPr>
-            <w:r>
-              <w:rPr>
-                <w:rFonts w:cs="Times New Roman"/>
+                <w:bCs/>
+                <w:sz w:val="26"/>
+                <w:szCs w:val="26"/>
+              </w:rPr>
+            </w:pPr>
+            <w:r>
+              <w:rPr>
+                <w:rFonts w:cs="Times New Roman"/>
+                <w:bCs/>
                 <w:sz w:val="26"/>
                 <w:szCs w:val="26"/>
               </w:rPr>
@@ -5808,13 +6014,15 @@
             <w:pPr>
               <w:rPr>
                 <w:rFonts w:cs="Times New Roman"/>
-                <w:sz w:val="26"/>
-                <w:szCs w:val="26"/>
-              </w:rPr>
-            </w:pPr>
-            <w:r>
-              <w:rPr>
-                <w:rFonts w:cs="Times New Roman"/>
+                <w:bCs/>
+                <w:sz w:val="26"/>
+                <w:szCs w:val="26"/>
+              </w:rPr>
+            </w:pPr>
+            <w:r>
+              <w:rPr>
+                <w:rFonts w:cs="Times New Roman"/>
+                <w:bCs/>
                 <w:sz w:val="26"/>
                 <w:szCs w:val="26"/>
               </w:rPr>
@@ -5831,13 +6039,15 @@
             <w:pPr>
               <w:rPr>
                 <w:rFonts w:cs="Times New Roman"/>
-                <w:sz w:val="26"/>
-                <w:szCs w:val="26"/>
-              </w:rPr>
-            </w:pPr>
-            <w:r>
-              <w:rPr>
-                <w:rFonts w:cs="Times New Roman"/>
+                <w:bCs/>
+                <w:sz w:val="26"/>
+                <w:szCs w:val="26"/>
+              </w:rPr>
+            </w:pPr>
+            <w:r>
+              <w:rPr>
+                <w:rFonts w:cs="Times New Roman"/>
+                <w:bCs/>
                 <w:sz w:val="26"/>
                 <w:szCs w:val="26"/>
               </w:rPr>
@@ -5854,13 +6064,15 @@
             <w:pPr>
               <w:rPr>
                 <w:rFonts w:cs="Times New Roman"/>
-                <w:sz w:val="26"/>
-                <w:szCs w:val="26"/>
-              </w:rPr>
-            </w:pPr>
-            <w:r>
-              <w:rPr>
-                <w:rFonts w:cs="Times New Roman"/>
+                <w:bCs/>
+                <w:sz w:val="26"/>
+                <w:szCs w:val="26"/>
+              </w:rPr>
+            </w:pPr>
+            <w:r>
+              <w:rPr>
+                <w:rFonts w:cs="Times New Roman"/>
+                <w:bCs/>
                 <w:sz w:val="26"/>
                 <w:szCs w:val="26"/>
               </w:rPr>
@@ -5877,13 +6089,15 @@
             <w:pPr>
               <w:rPr>
                 <w:rFonts w:cs="Times New Roman"/>
-                <w:sz w:val="26"/>
-                <w:szCs w:val="26"/>
-              </w:rPr>
-            </w:pPr>
-            <w:r>
-              <w:rPr>
-                <w:rFonts w:cs="Times New Roman"/>
+                <w:bCs/>
+                <w:sz w:val="26"/>
+                <w:szCs w:val="26"/>
+              </w:rPr>
+            </w:pPr>
+            <w:r>
+              <w:rPr>
+                <w:rFonts w:cs="Times New Roman"/>
+                <w:bCs/>
                 <w:sz w:val="26"/>
                 <w:szCs w:val="26"/>
               </w:rPr>
@@ -5905,13 +6119,15 @@
             <w:pPr>
               <w:rPr>
                 <w:rFonts w:cs="Times New Roman"/>
-                <w:sz w:val="26"/>
-                <w:szCs w:val="26"/>
-              </w:rPr>
-            </w:pPr>
-            <w:r>
-              <w:rPr>
-                <w:rFonts w:cs="Times New Roman"/>
+                <w:bCs/>
+                <w:sz w:val="26"/>
+                <w:szCs w:val="26"/>
+              </w:rPr>
+            </w:pPr>
+            <w:r>
+              <w:rPr>
+                <w:rFonts w:cs="Times New Roman"/>
+                <w:bCs/>
                 <w:sz w:val="26"/>
                 <w:szCs w:val="26"/>
               </w:rPr>
@@ -5928,13 +6144,15 @@
             <w:pPr>
               <w:rPr>
                 <w:rFonts w:cs="Times New Roman"/>
-                <w:sz w:val="26"/>
-                <w:szCs w:val="26"/>
-              </w:rPr>
-            </w:pPr>
-            <w:r>
-              <w:rPr>
-                <w:rFonts w:cs="Times New Roman"/>
+                <w:bCs/>
+                <w:sz w:val="26"/>
+                <w:szCs w:val="26"/>
+              </w:rPr>
+            </w:pPr>
+            <w:r>
+              <w:rPr>
+                <w:rFonts w:cs="Times New Roman"/>
+                <w:bCs/>
                 <w:sz w:val="26"/>
                 <w:szCs w:val="26"/>
               </w:rPr>
@@ -5951,13 +6169,15 @@
             <w:pPr>
               <w:rPr>
                 <w:rFonts w:cs="Times New Roman"/>
-                <w:sz w:val="26"/>
-                <w:szCs w:val="26"/>
-              </w:rPr>
-            </w:pPr>
-            <w:r>
-              <w:rPr>
-                <w:rFonts w:cs="Times New Roman"/>
+                <w:bCs/>
+                <w:sz w:val="26"/>
+                <w:szCs w:val="26"/>
+              </w:rPr>
+            </w:pPr>
+            <w:r>
+              <w:rPr>
+                <w:rFonts w:cs="Times New Roman"/>
+                <w:bCs/>
                 <w:sz w:val="26"/>
                 <w:szCs w:val="26"/>
               </w:rPr>
@@ -5974,13 +6194,15 @@
             <w:pPr>
               <w:rPr>
                 <w:rFonts w:cs="Times New Roman"/>
-                <w:sz w:val="26"/>
-                <w:szCs w:val="26"/>
-              </w:rPr>
-            </w:pPr>
-            <w:r>
-              <w:rPr>
-                <w:rFonts w:cs="Times New Roman"/>
+                <w:bCs/>
+                <w:sz w:val="26"/>
+                <w:szCs w:val="26"/>
+              </w:rPr>
+            </w:pPr>
+            <w:r>
+              <w:rPr>
+                <w:rFonts w:cs="Times New Roman"/>
+                <w:bCs/>
                 <w:sz w:val="26"/>
                 <w:szCs w:val="26"/>
               </w:rPr>
@@ -5997,13 +6219,15 @@
             <w:pPr>
               <w:rPr>
                 <w:rFonts w:cs="Times New Roman"/>
-                <w:sz w:val="26"/>
-                <w:szCs w:val="26"/>
-              </w:rPr>
-            </w:pPr>
-            <w:r>
-              <w:rPr>
-                <w:rFonts w:cs="Times New Roman"/>
+                <w:bCs/>
+                <w:sz w:val="26"/>
+                <w:szCs w:val="26"/>
+              </w:rPr>
+            </w:pPr>
+            <w:r>
+              <w:rPr>
+                <w:rFonts w:cs="Times New Roman"/>
+                <w:bCs/>
                 <w:sz w:val="26"/>
                 <w:szCs w:val="26"/>
               </w:rPr>
@@ -6020,13 +6244,15 @@
             <w:pPr>
               <w:rPr>
                 <w:rFonts w:cs="Times New Roman"/>
-                <w:sz w:val="26"/>
-                <w:szCs w:val="26"/>
-              </w:rPr>
-            </w:pPr>
-            <w:r>
-              <w:rPr>
-                <w:rFonts w:cs="Times New Roman"/>
+                <w:bCs/>
+                <w:sz w:val="26"/>
+                <w:szCs w:val="26"/>
+              </w:rPr>
+            </w:pPr>
+            <w:r>
+              <w:rPr>
+                <w:rFonts w:cs="Times New Roman"/>
+                <w:bCs/>
                 <w:sz w:val="26"/>
                 <w:szCs w:val="26"/>
               </w:rPr>
@@ -6043,13 +6269,15 @@
             <w:pPr>
               <w:rPr>
                 <w:rFonts w:cs="Times New Roman"/>
-                <w:sz w:val="26"/>
-                <w:szCs w:val="26"/>
-              </w:rPr>
-            </w:pPr>
-            <w:r>
-              <w:rPr>
-                <w:rFonts w:cs="Times New Roman"/>
+                <w:bCs/>
+                <w:sz w:val="26"/>
+                <w:szCs w:val="26"/>
+              </w:rPr>
+            </w:pPr>
+            <w:r>
+              <w:rPr>
+                <w:rFonts w:cs="Times New Roman"/>
+                <w:bCs/>
                 <w:sz w:val="26"/>
                 <w:szCs w:val="26"/>
               </w:rPr>
@@ -6196,6 +6424,7 @@
       <w:pPr>
         <w:rPr>
           <w:rFonts w:cs="Times New Roman"/>
+          <w:bCs/>
           <w:sz w:val="26"/>
           <w:szCs w:val="26"/>
         </w:rPr>
@@ -6203,7 +6432,7 @@
       <w:r>
         <w:rPr>
           <w:rFonts w:cs="Times New Roman"/>
-          <w:b/>
+          <w:bCs/>
           <w:sz w:val="26"/>
           <w:szCs w:val="26"/>
         </w:rPr>
@@ -6213,7 +6442,7 @@
       <w:r>
         <w:rPr>
           <w:rFonts w:cs="Times New Roman"/>
-          <w:b/>
+          <w:bCs/>
           <w:sz w:val="26"/>
           <w:szCs w:val="26"/>
         </w:rPr>
@@ -6223,7 +6452,7 @@
       <w:r>
         <w:rPr>
           <w:rFonts w:cs="Times New Roman"/>
-          <w:b/>
+          <w:bCs/>
           <w:sz w:val="26"/>
           <w:szCs w:val="26"/>
         </w:rPr>
@@ -6233,7 +6462,7 @@
       <w:r>
         <w:rPr>
           <w:rFonts w:cs="Times New Roman"/>
-          <w:b/>
+          <w:bCs/>
           <w:sz w:val="26"/>
           <w:szCs w:val="26"/>
         </w:rPr>
@@ -6243,7 +6472,7 @@
       <w:r>
         <w:rPr>
           <w:rFonts w:cs="Times New Roman"/>
-          <w:b/>
+          <w:bCs/>
           <w:sz w:val="26"/>
           <w:szCs w:val="26"/>
         </w:rPr>
@@ -6253,7 +6482,7 @@
       <w:r>
         <w:rPr>
           <w:rFonts w:cs="Times New Roman"/>
-          <w:b/>
+          <w:bCs/>
           <w:sz w:val="26"/>
           <w:szCs w:val="26"/>
         </w:rPr>
@@ -6263,7 +6492,7 @@
       <w:r>
         <w:rPr>
           <w:rFonts w:cs="Times New Roman"/>
-          <w:b/>
+          <w:bCs/>
           <w:sz w:val="26"/>
           <w:szCs w:val="26"/>
         </w:rPr>
@@ -6285,7 +6514,6 @@
           <w:color w:val="auto"/>
           <w:sz w:val="26"/>
         </w:rPr>
-        <w:lastRenderedPageBreak/>
         <w:t>e) Hai lần cập nhật Batch Gradient Descent</w:t>
       </w:r>
     </w:p>
@@ -7052,14 +7280,15 @@
             <w:pPr>
               <w:rPr>
                 <w:rFonts w:cs="Times New Roman"/>
-                <w:sz w:val="26"/>
-                <w:szCs w:val="26"/>
-              </w:rPr>
-            </w:pPr>
-            <w:r>
-              <w:rPr>
-                <w:rFonts w:cs="Times New Roman"/>
-                <w:b/>
+                <w:bCs/>
+                <w:sz w:val="26"/>
+                <w:szCs w:val="26"/>
+              </w:rPr>
+            </w:pPr>
+            <w:r>
+              <w:rPr>
+                <w:rFonts w:cs="Times New Roman"/>
+                <w:bCs/>
                 <w:sz w:val="26"/>
                 <w:szCs w:val="26"/>
               </w:rPr>
@@ -7075,14 +7304,15 @@
             <w:pPr>
               <w:rPr>
                 <w:rFonts w:cs="Times New Roman"/>
-                <w:sz w:val="26"/>
-                <w:szCs w:val="26"/>
-              </w:rPr>
-            </w:pPr>
-            <w:r>
-              <w:rPr>
-                <w:rFonts w:cs="Times New Roman"/>
-                <w:b/>
+                <w:bCs/>
+                <w:sz w:val="26"/>
+                <w:szCs w:val="26"/>
+              </w:rPr>
+            </w:pPr>
+            <w:r>
+              <w:rPr>
+                <w:rFonts w:cs="Times New Roman"/>
+                <w:bCs/>
                 <w:sz w:val="26"/>
                 <w:szCs w:val="26"/>
               </w:rPr>
@@ -7098,14 +7328,15 @@
             <w:pPr>
               <w:rPr>
                 <w:rFonts w:cs="Times New Roman"/>
-                <w:sz w:val="26"/>
-                <w:szCs w:val="26"/>
-              </w:rPr>
-            </w:pPr>
-            <w:r>
-              <w:rPr>
-                <w:rFonts w:cs="Times New Roman"/>
-                <w:b/>
+                <w:bCs/>
+                <w:sz w:val="26"/>
+                <w:szCs w:val="26"/>
+              </w:rPr>
+            </w:pPr>
+            <w:r>
+              <w:rPr>
+                <w:rFonts w:cs="Times New Roman"/>
+                <w:bCs/>
                 <w:sz w:val="26"/>
                 <w:szCs w:val="26"/>
               </w:rPr>
@@ -7121,14 +7352,15 @@
             <w:pPr>
               <w:rPr>
                 <w:rFonts w:cs="Times New Roman"/>
-                <w:sz w:val="26"/>
-                <w:szCs w:val="26"/>
-              </w:rPr>
-            </w:pPr>
-            <w:r>
-              <w:rPr>
-                <w:rFonts w:cs="Times New Roman"/>
-                <w:b/>
+                <w:bCs/>
+                <w:sz w:val="26"/>
+                <w:szCs w:val="26"/>
+              </w:rPr>
+            </w:pPr>
+            <w:r>
+              <w:rPr>
+                <w:rFonts w:cs="Times New Roman"/>
+                <w:bCs/>
                 <w:sz w:val="26"/>
                 <w:szCs w:val="26"/>
               </w:rPr>
@@ -7150,13 +7382,15 @@
             <w:pPr>
               <w:rPr>
                 <w:rFonts w:cs="Times New Roman"/>
-                <w:sz w:val="26"/>
-                <w:szCs w:val="26"/>
-              </w:rPr>
-            </w:pPr>
-            <w:r>
-              <w:rPr>
-                <w:rFonts w:cs="Times New Roman"/>
+                <w:bCs/>
+                <w:sz w:val="26"/>
+                <w:szCs w:val="26"/>
+              </w:rPr>
+            </w:pPr>
+            <w:r>
+              <w:rPr>
+                <w:rFonts w:cs="Times New Roman"/>
+                <w:bCs/>
                 <w:sz w:val="26"/>
                 <w:szCs w:val="26"/>
               </w:rPr>
@@ -7173,13 +7407,15 @@
             <w:pPr>
               <w:rPr>
                 <w:rFonts w:cs="Times New Roman"/>
-                <w:sz w:val="26"/>
-                <w:szCs w:val="26"/>
-              </w:rPr>
-            </w:pPr>
-            <w:r>
-              <w:rPr>
-                <w:rFonts w:cs="Times New Roman"/>
+                <w:bCs/>
+                <w:sz w:val="26"/>
+                <w:szCs w:val="26"/>
+              </w:rPr>
+            </w:pPr>
+            <w:r>
+              <w:rPr>
+                <w:rFonts w:cs="Times New Roman"/>
+                <w:bCs/>
                 <w:sz w:val="26"/>
                 <w:szCs w:val="26"/>
               </w:rPr>
@@ -7196,13 +7432,15 @@
             <w:pPr>
               <w:rPr>
                 <w:rFonts w:cs="Times New Roman"/>
-                <w:sz w:val="26"/>
-                <w:szCs w:val="26"/>
-              </w:rPr>
-            </w:pPr>
-            <w:r>
-              <w:rPr>
-                <w:rFonts w:cs="Times New Roman"/>
+                <w:bCs/>
+                <w:sz w:val="26"/>
+                <w:szCs w:val="26"/>
+              </w:rPr>
+            </w:pPr>
+            <w:r>
+              <w:rPr>
+                <w:rFonts w:cs="Times New Roman"/>
+                <w:bCs/>
                 <w:sz w:val="26"/>
                 <w:szCs w:val="26"/>
               </w:rPr>
@@ -7219,13 +7457,15 @@
             <w:pPr>
               <w:rPr>
                 <w:rFonts w:cs="Times New Roman"/>
-                <w:sz w:val="26"/>
-                <w:szCs w:val="26"/>
-              </w:rPr>
-            </w:pPr>
-            <w:r>
-              <w:rPr>
-                <w:rFonts w:cs="Times New Roman"/>
+                <w:bCs/>
+                <w:sz w:val="26"/>
+                <w:szCs w:val="26"/>
+              </w:rPr>
+            </w:pPr>
+            <w:r>
+              <w:rPr>
+                <w:rFonts w:cs="Times New Roman"/>
+                <w:bCs/>
                 <w:sz w:val="26"/>
                 <w:szCs w:val="26"/>
               </w:rPr>
@@ -7247,16 +7487,19 @@
             <w:pPr>
               <w:rPr>
                 <w:rFonts w:cs="Times New Roman"/>
-                <w:sz w:val="26"/>
-                <w:szCs w:val="26"/>
-              </w:rPr>
-            </w:pPr>
-            <w:r>
-              <w:rPr>
-                <w:rFonts w:cs="Times New Roman"/>
-                <w:sz w:val="26"/>
-                <w:szCs w:val="26"/>
-              </w:rPr>
+                <w:bCs/>
+                <w:sz w:val="26"/>
+                <w:szCs w:val="26"/>
+              </w:rPr>
+            </w:pPr>
+            <w:r>
+              <w:rPr>
+                <w:rFonts w:cs="Times New Roman"/>
+                <w:bCs/>
+                <w:sz w:val="26"/>
+                <w:szCs w:val="26"/>
+              </w:rPr>
+              <w:lastRenderedPageBreak/>
               <w:t>160</w:t>
             </w:r>
           </w:p>
@@ -7270,13 +7513,15 @@
             <w:pPr>
               <w:rPr>
                 <w:rFonts w:cs="Times New Roman"/>
-                <w:sz w:val="26"/>
-                <w:szCs w:val="26"/>
-              </w:rPr>
-            </w:pPr>
-            <w:r>
-              <w:rPr>
-                <w:rFonts w:cs="Times New Roman"/>
+                <w:bCs/>
+                <w:sz w:val="26"/>
+                <w:szCs w:val="26"/>
+              </w:rPr>
+            </w:pPr>
+            <w:r>
+              <w:rPr>
+                <w:rFonts w:cs="Times New Roman"/>
+                <w:bCs/>
                 <w:sz w:val="26"/>
                 <w:szCs w:val="26"/>
               </w:rPr>
@@ -7293,13 +7538,15 @@
             <w:pPr>
               <w:rPr>
                 <w:rFonts w:cs="Times New Roman"/>
-                <w:sz w:val="26"/>
-                <w:szCs w:val="26"/>
-              </w:rPr>
-            </w:pPr>
-            <w:r>
-              <w:rPr>
-                <w:rFonts w:cs="Times New Roman"/>
+                <w:bCs/>
+                <w:sz w:val="26"/>
+                <w:szCs w:val="26"/>
+              </w:rPr>
+            </w:pPr>
+            <w:r>
+              <w:rPr>
+                <w:rFonts w:cs="Times New Roman"/>
+                <w:bCs/>
                 <w:sz w:val="26"/>
                 <w:szCs w:val="26"/>
               </w:rPr>
@@ -7316,13 +7563,15 @@
             <w:pPr>
               <w:rPr>
                 <w:rFonts w:cs="Times New Roman"/>
-                <w:sz w:val="26"/>
-                <w:szCs w:val="26"/>
-              </w:rPr>
-            </w:pPr>
-            <w:r>
-              <w:rPr>
-                <w:rFonts w:cs="Times New Roman"/>
+                <w:bCs/>
+                <w:sz w:val="26"/>
+                <w:szCs w:val="26"/>
+              </w:rPr>
+            </w:pPr>
+            <w:r>
+              <w:rPr>
+                <w:rFonts w:cs="Times New Roman"/>
+                <w:bCs/>
                 <w:sz w:val="26"/>
                 <w:szCs w:val="26"/>
               </w:rPr>
@@ -7385,14 +7634,15 @@
             <w:pPr>
               <w:rPr>
                 <w:rFonts w:cs="Times New Roman"/>
-                <w:sz w:val="26"/>
-                <w:szCs w:val="26"/>
-              </w:rPr>
-            </w:pPr>
-            <w:r>
-              <w:rPr>
-                <w:rFonts w:cs="Times New Roman"/>
-                <w:b/>
+                <w:bCs/>
+                <w:sz w:val="26"/>
+                <w:szCs w:val="26"/>
+              </w:rPr>
+            </w:pPr>
+            <w:r>
+              <w:rPr>
+                <w:rFonts w:cs="Times New Roman"/>
+                <w:bCs/>
                 <w:sz w:val="26"/>
                 <w:szCs w:val="26"/>
               </w:rPr>
@@ -7408,14 +7658,15 @@
             <w:pPr>
               <w:rPr>
                 <w:rFonts w:cs="Times New Roman"/>
-                <w:sz w:val="26"/>
-                <w:szCs w:val="26"/>
-              </w:rPr>
-            </w:pPr>
-            <w:r>
-              <w:rPr>
-                <w:rFonts w:cs="Times New Roman"/>
-                <w:b/>
+                <w:bCs/>
+                <w:sz w:val="26"/>
+                <w:szCs w:val="26"/>
+              </w:rPr>
+            </w:pPr>
+            <w:r>
+              <w:rPr>
+                <w:rFonts w:cs="Times New Roman"/>
+                <w:bCs/>
                 <w:sz w:val="26"/>
                 <w:szCs w:val="26"/>
               </w:rPr>
@@ -7431,14 +7682,15 @@
             <w:pPr>
               <w:rPr>
                 <w:rFonts w:cs="Times New Roman"/>
-                <w:sz w:val="26"/>
-                <w:szCs w:val="26"/>
-              </w:rPr>
-            </w:pPr>
-            <w:r>
-              <w:rPr>
-                <w:rFonts w:cs="Times New Roman"/>
-                <w:b/>
+                <w:bCs/>
+                <w:sz w:val="26"/>
+                <w:szCs w:val="26"/>
+              </w:rPr>
+            </w:pPr>
+            <w:r>
+              <w:rPr>
+                <w:rFonts w:cs="Times New Roman"/>
+                <w:bCs/>
                 <w:sz w:val="26"/>
                 <w:szCs w:val="26"/>
               </w:rPr>
@@ -7454,14 +7706,15 @@
             <w:pPr>
               <w:rPr>
                 <w:rFonts w:cs="Times New Roman"/>
-                <w:sz w:val="26"/>
-                <w:szCs w:val="26"/>
-              </w:rPr>
-            </w:pPr>
-            <w:r>
-              <w:rPr>
-                <w:rFonts w:cs="Times New Roman"/>
-                <w:b/>
+                <w:bCs/>
+                <w:sz w:val="26"/>
+                <w:szCs w:val="26"/>
+              </w:rPr>
+            </w:pPr>
+            <w:r>
+              <w:rPr>
+                <w:rFonts w:cs="Times New Roman"/>
+                <w:bCs/>
                 <w:sz w:val="26"/>
                 <w:szCs w:val="26"/>
               </w:rPr>
@@ -7477,14 +7730,15 @@
             <w:pPr>
               <w:rPr>
                 <w:rFonts w:cs="Times New Roman"/>
-                <w:sz w:val="26"/>
-                <w:szCs w:val="26"/>
-              </w:rPr>
-            </w:pPr>
-            <w:r>
-              <w:rPr>
-                <w:rFonts w:cs="Times New Roman"/>
-                <w:b/>
+                <w:bCs/>
+                <w:sz w:val="26"/>
+                <w:szCs w:val="26"/>
+              </w:rPr>
+            </w:pPr>
+            <w:r>
+              <w:rPr>
+                <w:rFonts w:cs="Times New Roman"/>
+                <w:bCs/>
                 <w:sz w:val="26"/>
                 <w:szCs w:val="26"/>
               </w:rPr>
@@ -9221,14 +9475,15 @@
             <w:pPr>
               <w:rPr>
                 <w:rFonts w:cs="Times New Roman"/>
-                <w:sz w:val="26"/>
-                <w:szCs w:val="26"/>
-              </w:rPr>
-            </w:pPr>
-            <w:r>
-              <w:rPr>
-                <w:rFonts w:cs="Times New Roman"/>
-                <w:b/>
+                <w:bCs/>
+                <w:sz w:val="26"/>
+                <w:szCs w:val="26"/>
+              </w:rPr>
+            </w:pPr>
+            <w:r>
+              <w:rPr>
+                <w:rFonts w:cs="Times New Roman"/>
+                <w:bCs/>
                 <w:sz w:val="26"/>
                 <w:szCs w:val="26"/>
               </w:rPr>
@@ -9244,14 +9499,15 @@
             <w:pPr>
               <w:rPr>
                 <w:rFonts w:cs="Times New Roman"/>
-                <w:sz w:val="26"/>
-                <w:szCs w:val="26"/>
-              </w:rPr>
-            </w:pPr>
-            <w:r>
-              <w:rPr>
-                <w:rFonts w:cs="Times New Roman"/>
-                <w:b/>
+                <w:bCs/>
+                <w:sz w:val="26"/>
+                <w:szCs w:val="26"/>
+              </w:rPr>
+            </w:pPr>
+            <w:r>
+              <w:rPr>
+                <w:rFonts w:cs="Times New Roman"/>
+                <w:bCs/>
                 <w:sz w:val="26"/>
                 <w:szCs w:val="26"/>
               </w:rPr>
@@ -9422,6 +9678,7 @@
       <w:pPr>
         <w:rPr>
           <w:rFonts w:cs="Times New Roman"/>
+          <w:bCs/>
           <w:sz w:val="26"/>
           <w:szCs w:val="26"/>
         </w:rPr>
@@ -9429,18 +9686,17 @@
       <w:r>
         <w:rPr>
           <w:rFonts w:cs="Times New Roman"/>
-          <w:b/>
-          <w:sz w:val="26"/>
-          <w:szCs w:val="26"/>
-        </w:rPr>
-        <w:lastRenderedPageBreak/>
+          <w:bCs/>
+          <w:sz w:val="26"/>
+          <w:szCs w:val="26"/>
+        </w:rPr>
         <w:t>Accuracy=(TP+TN)/14=1.0000 (100.00%); Precision=TP/(TP+</w:t>
       </w:r>
       <w:proofErr w:type="gramStart"/>
       <w:r>
         <w:rPr>
           <w:rFonts w:cs="Times New Roman"/>
-          <w:b/>
+          <w:bCs/>
           <w:sz w:val="26"/>
           <w:szCs w:val="26"/>
         </w:rPr>
@@ -9450,7 +9706,7 @@
       <w:r>
         <w:rPr>
           <w:rFonts w:cs="Times New Roman"/>
-          <w:b/>
+          <w:bCs/>
           <w:sz w:val="26"/>
           <w:szCs w:val="26"/>
         </w:rPr>
@@ -9460,7 +9716,7 @@
       <w:r>
         <w:rPr>
           <w:rFonts w:cs="Times New Roman"/>
-          <w:b/>
+          <w:bCs/>
           <w:sz w:val="26"/>
           <w:szCs w:val="26"/>
         </w:rPr>
@@ -9470,7 +9726,7 @@
       <w:r>
         <w:rPr>
           <w:rFonts w:cs="Times New Roman"/>
-          <w:b/>
+          <w:bCs/>
           <w:sz w:val="26"/>
           <w:szCs w:val="26"/>
         </w:rPr>
@@ -9480,7 +9736,7 @@
       <w:r>
         <w:rPr>
           <w:rFonts w:cs="Times New Roman"/>
-          <w:b/>
+          <w:bCs/>
           <w:sz w:val="26"/>
           <w:szCs w:val="26"/>
         </w:rPr>
@@ -9490,7 +9746,7 @@
       <w:r>
         <w:rPr>
           <w:rFonts w:cs="Times New Roman"/>
-          <w:b/>
+          <w:bCs/>
           <w:sz w:val="26"/>
           <w:szCs w:val="26"/>
         </w:rPr>
@@ -9597,6 +9853,7 @@
           <w:sz w:val="26"/>
           <w:szCs w:val="26"/>
         </w:rPr>
+        <w:lastRenderedPageBreak/>
         <w:drawing>
           <wp:inline distT="0" distB="0" distL="0" distR="0" wp14:anchorId="6DD41311" wp14:editId="7BEC66B6">
             <wp:extent cx="5760720" cy="2880360"/>
@@ -9815,14 +10072,6 @@
           <w:szCs w:val="26"/>
         </w:rPr>
         <w:br/>
-      </w:r>
-      <w:r>
-        <w:rPr>
-          <w:rFonts w:cs="Times New Roman"/>
-          <w:sz w:val="26"/>
-          <w:szCs w:val="26"/>
-        </w:rPr>
-        <w:lastRenderedPageBreak/>
         <w:t>def sigmoid(z):</w:t>
       </w:r>
       <w:r>
@@ -9930,6 +10179,14 @@
           <w:szCs w:val="26"/>
         </w:rPr>
         <w:br/>
+      </w:r>
+      <w:r>
+        <w:rPr>
+          <w:rFonts w:cs="Times New Roman"/>
+          <w:sz w:val="26"/>
+          <w:szCs w:val="26"/>
+        </w:rPr>
+        <w:lastRenderedPageBreak/>
         <w:t xml:space="preserve">    # cập nhật đồng thời từ gradient của tham số hiện tại</w:t>
       </w:r>
       <w:r>
@@ -10089,7 +10346,6 @@
           <w:sz w:val="26"/>
           <w:szCs w:val="26"/>
         </w:rPr>
-        <w:lastRenderedPageBreak/>
         <w:t>BÀI TẬP 3. ĐỒ THỊ TÍNH TOÁN VÀ LAN TRUYỀN NGƯỢC</w:t>
       </w:r>
     </w:p>
@@ -10132,6 +10388,7 @@
       <w:pPr>
         <w:rPr>
           <w:rFonts w:cs="Times New Roman"/>
+          <w:bCs/>
           <w:sz w:val="26"/>
           <w:szCs w:val="26"/>
         </w:rPr>
@@ -10139,7 +10396,7 @@
       <w:r>
         <w:rPr>
           <w:rFonts w:cs="Times New Roman"/>
-          <w:b/>
+          <w:bCs/>
           <w:sz w:val="26"/>
           <w:szCs w:val="26"/>
         </w:rPr>
@@ -10277,6 +10534,7 @@
           <w:color w:val="auto"/>
           <w:sz w:val="26"/>
         </w:rPr>
+        <w:lastRenderedPageBreak/>
         <w:t>c) Lan truyền tiến</w:t>
       </w:r>
     </w:p>
@@ -10304,14 +10562,15 @@
             <w:pPr>
               <w:rPr>
                 <w:rFonts w:cs="Times New Roman"/>
-                <w:sz w:val="26"/>
-                <w:szCs w:val="26"/>
-              </w:rPr>
-            </w:pPr>
-            <w:r>
-              <w:rPr>
-                <w:rFonts w:cs="Times New Roman"/>
-                <w:b/>
+                <w:bCs/>
+                <w:sz w:val="26"/>
+                <w:szCs w:val="26"/>
+              </w:rPr>
+            </w:pPr>
+            <w:r>
+              <w:rPr>
+                <w:rFonts w:cs="Times New Roman"/>
+                <w:bCs/>
                 <w:sz w:val="26"/>
                 <w:szCs w:val="26"/>
               </w:rPr>
@@ -10327,14 +10586,15 @@
             <w:pPr>
               <w:rPr>
                 <w:rFonts w:cs="Times New Roman"/>
-                <w:sz w:val="26"/>
-                <w:szCs w:val="26"/>
-              </w:rPr>
-            </w:pPr>
-            <w:r>
-              <w:rPr>
-                <w:rFonts w:cs="Times New Roman"/>
-                <w:b/>
+                <w:bCs/>
+                <w:sz w:val="26"/>
+                <w:szCs w:val="26"/>
+              </w:rPr>
+            </w:pPr>
+            <w:r>
+              <w:rPr>
+                <w:rFonts w:cs="Times New Roman"/>
+                <w:bCs/>
                 <w:sz w:val="26"/>
                 <w:szCs w:val="26"/>
               </w:rPr>
@@ -10350,14 +10610,15 @@
             <w:pPr>
               <w:rPr>
                 <w:rFonts w:cs="Times New Roman"/>
-                <w:sz w:val="26"/>
-                <w:szCs w:val="26"/>
-              </w:rPr>
-            </w:pPr>
-            <w:r>
-              <w:rPr>
-                <w:rFonts w:cs="Times New Roman"/>
-                <w:b/>
+                <w:bCs/>
+                <w:sz w:val="26"/>
+                <w:szCs w:val="26"/>
+              </w:rPr>
+            </w:pPr>
+            <w:r>
+              <w:rPr>
+                <w:rFonts w:cs="Times New Roman"/>
+                <w:bCs/>
                 <w:sz w:val="26"/>
                 <w:szCs w:val="26"/>
               </w:rPr>
@@ -10379,13 +10640,15 @@
             <w:pPr>
               <w:rPr>
                 <w:rFonts w:cs="Times New Roman"/>
-                <w:sz w:val="26"/>
-                <w:szCs w:val="26"/>
-              </w:rPr>
-            </w:pPr>
-            <w:r>
-              <w:rPr>
-                <w:rFonts w:cs="Times New Roman"/>
+                <w:bCs/>
+                <w:sz w:val="26"/>
+                <w:szCs w:val="26"/>
+              </w:rPr>
+            </w:pPr>
+            <w:r>
+              <w:rPr>
+                <w:rFonts w:cs="Times New Roman"/>
+                <w:bCs/>
                 <w:sz w:val="26"/>
                 <w:szCs w:val="26"/>
               </w:rPr>
@@ -10402,13 +10665,15 @@
             <w:pPr>
               <w:rPr>
                 <w:rFonts w:cs="Times New Roman"/>
-                <w:sz w:val="26"/>
-                <w:szCs w:val="26"/>
-              </w:rPr>
-            </w:pPr>
-            <w:r>
-              <w:rPr>
-                <w:rFonts w:cs="Times New Roman"/>
+                <w:bCs/>
+                <w:sz w:val="26"/>
+                <w:szCs w:val="26"/>
+              </w:rPr>
+            </w:pPr>
+            <w:r>
+              <w:rPr>
+                <w:rFonts w:cs="Times New Roman"/>
+                <w:bCs/>
                 <w:sz w:val="26"/>
                 <w:szCs w:val="26"/>
               </w:rPr>
@@ -10425,13 +10690,15 @@
             <w:pPr>
               <w:rPr>
                 <w:rFonts w:cs="Times New Roman"/>
-                <w:sz w:val="26"/>
-                <w:szCs w:val="26"/>
-              </w:rPr>
-            </w:pPr>
-            <w:r>
-              <w:rPr>
-                <w:rFonts w:cs="Times New Roman"/>
+                <w:bCs/>
+                <w:sz w:val="26"/>
+                <w:szCs w:val="26"/>
+              </w:rPr>
+            </w:pPr>
+            <w:r>
+              <w:rPr>
+                <w:rFonts w:cs="Times New Roman"/>
+                <w:bCs/>
                 <w:sz w:val="26"/>
                 <w:szCs w:val="26"/>
               </w:rPr>
@@ -10453,13 +10720,15 @@
             <w:pPr>
               <w:rPr>
                 <w:rFonts w:cs="Times New Roman"/>
-                <w:sz w:val="26"/>
-                <w:szCs w:val="26"/>
-              </w:rPr>
-            </w:pPr>
-            <w:r>
-              <w:rPr>
-                <w:rFonts w:cs="Times New Roman"/>
+                <w:bCs/>
+                <w:sz w:val="26"/>
+                <w:szCs w:val="26"/>
+              </w:rPr>
+            </w:pPr>
+            <w:r>
+              <w:rPr>
+                <w:rFonts w:cs="Times New Roman"/>
+                <w:bCs/>
                 <w:sz w:val="26"/>
                 <w:szCs w:val="26"/>
               </w:rPr>
@@ -10476,13 +10745,15 @@
             <w:pPr>
               <w:rPr>
                 <w:rFonts w:cs="Times New Roman"/>
-                <w:sz w:val="26"/>
-                <w:szCs w:val="26"/>
-              </w:rPr>
-            </w:pPr>
-            <w:r>
-              <w:rPr>
-                <w:rFonts w:cs="Times New Roman"/>
+                <w:bCs/>
+                <w:sz w:val="26"/>
+                <w:szCs w:val="26"/>
+              </w:rPr>
+            </w:pPr>
+            <w:r>
+              <w:rPr>
+                <w:rFonts w:cs="Times New Roman"/>
+                <w:bCs/>
                 <w:sz w:val="26"/>
                 <w:szCs w:val="26"/>
               </w:rPr>
@@ -10499,13 +10770,15 @@
             <w:pPr>
               <w:rPr>
                 <w:rFonts w:cs="Times New Roman"/>
-                <w:sz w:val="26"/>
-                <w:szCs w:val="26"/>
-              </w:rPr>
-            </w:pPr>
-            <w:r>
-              <w:rPr>
-                <w:rFonts w:cs="Times New Roman"/>
+                <w:bCs/>
+                <w:sz w:val="26"/>
+                <w:szCs w:val="26"/>
+              </w:rPr>
+            </w:pPr>
+            <w:r>
+              <w:rPr>
+                <w:rFonts w:cs="Times New Roman"/>
+                <w:bCs/>
                 <w:sz w:val="26"/>
                 <w:szCs w:val="26"/>
               </w:rPr>
@@ -10527,13 +10800,15 @@
             <w:pPr>
               <w:rPr>
                 <w:rFonts w:cs="Times New Roman"/>
-                <w:sz w:val="26"/>
-                <w:szCs w:val="26"/>
-              </w:rPr>
-            </w:pPr>
-            <w:r>
-              <w:rPr>
-                <w:rFonts w:cs="Times New Roman"/>
+                <w:bCs/>
+                <w:sz w:val="26"/>
+                <w:szCs w:val="26"/>
+              </w:rPr>
+            </w:pPr>
+            <w:r>
+              <w:rPr>
+                <w:rFonts w:cs="Times New Roman"/>
+                <w:bCs/>
                 <w:sz w:val="26"/>
                 <w:szCs w:val="26"/>
               </w:rPr>
@@ -10550,13 +10825,15 @@
             <w:pPr>
               <w:rPr>
                 <w:rFonts w:cs="Times New Roman"/>
-                <w:sz w:val="26"/>
-                <w:szCs w:val="26"/>
-              </w:rPr>
-            </w:pPr>
-            <w:r>
-              <w:rPr>
-                <w:rFonts w:cs="Times New Roman"/>
+                <w:bCs/>
+                <w:sz w:val="26"/>
+                <w:szCs w:val="26"/>
+              </w:rPr>
+            </w:pPr>
+            <w:r>
+              <w:rPr>
+                <w:rFonts w:cs="Times New Roman"/>
+                <w:bCs/>
                 <w:sz w:val="26"/>
                 <w:szCs w:val="26"/>
               </w:rPr>
@@ -10573,13 +10850,15 @@
             <w:pPr>
               <w:rPr>
                 <w:rFonts w:cs="Times New Roman"/>
-                <w:sz w:val="26"/>
-                <w:szCs w:val="26"/>
-              </w:rPr>
-            </w:pPr>
-            <w:r>
-              <w:rPr>
-                <w:rFonts w:cs="Times New Roman"/>
+                <w:bCs/>
+                <w:sz w:val="26"/>
+                <w:szCs w:val="26"/>
+              </w:rPr>
+            </w:pPr>
+            <w:r>
+              <w:rPr>
+                <w:rFonts w:cs="Times New Roman"/>
+                <w:bCs/>
                 <w:sz w:val="26"/>
                 <w:szCs w:val="26"/>
               </w:rPr>
@@ -10601,13 +10880,15 @@
             <w:pPr>
               <w:rPr>
                 <w:rFonts w:cs="Times New Roman"/>
-                <w:sz w:val="26"/>
-                <w:szCs w:val="26"/>
-              </w:rPr>
-            </w:pPr>
-            <w:r>
-              <w:rPr>
-                <w:rFonts w:cs="Times New Roman"/>
+                <w:bCs/>
+                <w:sz w:val="26"/>
+                <w:szCs w:val="26"/>
+              </w:rPr>
+            </w:pPr>
+            <w:r>
+              <w:rPr>
+                <w:rFonts w:cs="Times New Roman"/>
+                <w:bCs/>
                 <w:sz w:val="26"/>
                 <w:szCs w:val="26"/>
               </w:rPr>
@@ -10624,13 +10905,15 @@
             <w:pPr>
               <w:rPr>
                 <w:rFonts w:cs="Times New Roman"/>
-                <w:sz w:val="26"/>
-                <w:szCs w:val="26"/>
-              </w:rPr>
-            </w:pPr>
-            <w:r>
-              <w:rPr>
-                <w:rFonts w:cs="Times New Roman"/>
+                <w:bCs/>
+                <w:sz w:val="26"/>
+                <w:szCs w:val="26"/>
+              </w:rPr>
+            </w:pPr>
+            <w:r>
+              <w:rPr>
+                <w:rFonts w:cs="Times New Roman"/>
+                <w:bCs/>
                 <w:sz w:val="26"/>
                 <w:szCs w:val="26"/>
               </w:rPr>
@@ -10647,13 +10930,15 @@
             <w:pPr>
               <w:rPr>
                 <w:rFonts w:cs="Times New Roman"/>
-                <w:sz w:val="26"/>
-                <w:szCs w:val="26"/>
-              </w:rPr>
-            </w:pPr>
-            <w:r>
-              <w:rPr>
-                <w:rFonts w:cs="Times New Roman"/>
+                <w:bCs/>
+                <w:sz w:val="26"/>
+                <w:szCs w:val="26"/>
+              </w:rPr>
+            </w:pPr>
+            <w:r>
+              <w:rPr>
+                <w:rFonts w:cs="Times New Roman"/>
+                <w:bCs/>
                 <w:sz w:val="26"/>
                 <w:szCs w:val="26"/>
               </w:rPr>
@@ -10675,13 +10960,15 @@
             <w:pPr>
               <w:rPr>
                 <w:rFonts w:cs="Times New Roman"/>
-                <w:sz w:val="26"/>
-                <w:szCs w:val="26"/>
-              </w:rPr>
-            </w:pPr>
-            <w:r>
-              <w:rPr>
-                <w:rFonts w:cs="Times New Roman"/>
+                <w:bCs/>
+                <w:sz w:val="26"/>
+                <w:szCs w:val="26"/>
+              </w:rPr>
+            </w:pPr>
+            <w:r>
+              <w:rPr>
+                <w:rFonts w:cs="Times New Roman"/>
+                <w:bCs/>
                 <w:sz w:val="26"/>
                 <w:szCs w:val="26"/>
               </w:rPr>
@@ -10698,13 +10985,15 @@
             <w:pPr>
               <w:rPr>
                 <w:rFonts w:cs="Times New Roman"/>
-                <w:sz w:val="26"/>
-                <w:szCs w:val="26"/>
-              </w:rPr>
-            </w:pPr>
-            <w:r>
-              <w:rPr>
-                <w:rFonts w:cs="Times New Roman"/>
+                <w:bCs/>
+                <w:sz w:val="26"/>
+                <w:szCs w:val="26"/>
+              </w:rPr>
+            </w:pPr>
+            <w:r>
+              <w:rPr>
+                <w:rFonts w:cs="Times New Roman"/>
+                <w:bCs/>
                 <w:sz w:val="26"/>
                 <w:szCs w:val="26"/>
               </w:rPr>
@@ -10721,13 +11010,15 @@
             <w:pPr>
               <w:rPr>
                 <w:rFonts w:cs="Times New Roman"/>
-                <w:sz w:val="26"/>
-                <w:szCs w:val="26"/>
-              </w:rPr>
-            </w:pPr>
-            <w:r>
-              <w:rPr>
-                <w:rFonts w:cs="Times New Roman"/>
+                <w:bCs/>
+                <w:sz w:val="26"/>
+                <w:szCs w:val="26"/>
+              </w:rPr>
+            </w:pPr>
+            <w:r>
+              <w:rPr>
+                <w:rFonts w:cs="Times New Roman"/>
+                <w:bCs/>
                 <w:sz w:val="26"/>
                 <w:szCs w:val="26"/>
               </w:rPr>
@@ -10749,13 +11040,15 @@
             <w:pPr>
               <w:rPr>
                 <w:rFonts w:cs="Times New Roman"/>
-                <w:sz w:val="26"/>
-                <w:szCs w:val="26"/>
-              </w:rPr>
-            </w:pPr>
-            <w:r>
-              <w:rPr>
-                <w:rFonts w:cs="Times New Roman"/>
+                <w:bCs/>
+                <w:sz w:val="26"/>
+                <w:szCs w:val="26"/>
+              </w:rPr>
+            </w:pPr>
+            <w:r>
+              <w:rPr>
+                <w:rFonts w:cs="Times New Roman"/>
+                <w:bCs/>
                 <w:sz w:val="26"/>
                 <w:szCs w:val="26"/>
               </w:rPr>
@@ -10772,13 +11065,15 @@
             <w:pPr>
               <w:rPr>
                 <w:rFonts w:cs="Times New Roman"/>
-                <w:sz w:val="26"/>
-                <w:szCs w:val="26"/>
-              </w:rPr>
-            </w:pPr>
-            <w:r>
-              <w:rPr>
-                <w:rFonts w:cs="Times New Roman"/>
+                <w:bCs/>
+                <w:sz w:val="26"/>
+                <w:szCs w:val="26"/>
+              </w:rPr>
+            </w:pPr>
+            <w:r>
+              <w:rPr>
+                <w:rFonts w:cs="Times New Roman"/>
+                <w:bCs/>
                 <w:sz w:val="26"/>
                 <w:szCs w:val="26"/>
               </w:rPr>
@@ -10795,13 +11090,15 @@
             <w:pPr>
               <w:rPr>
                 <w:rFonts w:cs="Times New Roman"/>
-                <w:sz w:val="26"/>
-                <w:szCs w:val="26"/>
-              </w:rPr>
-            </w:pPr>
-            <w:r>
-              <w:rPr>
-                <w:rFonts w:cs="Times New Roman"/>
+                <w:bCs/>
+                <w:sz w:val="26"/>
+                <w:szCs w:val="26"/>
+              </w:rPr>
+            </w:pPr>
+            <w:r>
+              <w:rPr>
+                <w:rFonts w:cs="Times New Roman"/>
+                <w:bCs/>
                 <w:sz w:val="26"/>
                 <w:szCs w:val="26"/>
               </w:rPr>
@@ -10823,13 +11120,15 @@
             <w:pPr>
               <w:rPr>
                 <w:rFonts w:cs="Times New Roman"/>
-                <w:sz w:val="26"/>
-                <w:szCs w:val="26"/>
-              </w:rPr>
-            </w:pPr>
-            <w:r>
-              <w:rPr>
-                <w:rFonts w:cs="Times New Roman"/>
+                <w:bCs/>
+                <w:sz w:val="26"/>
+                <w:szCs w:val="26"/>
+              </w:rPr>
+            </w:pPr>
+            <w:r>
+              <w:rPr>
+                <w:rFonts w:cs="Times New Roman"/>
+                <w:bCs/>
                 <w:sz w:val="26"/>
                 <w:szCs w:val="26"/>
               </w:rPr>
@@ -10846,13 +11145,15 @@
             <w:pPr>
               <w:rPr>
                 <w:rFonts w:cs="Times New Roman"/>
-                <w:sz w:val="26"/>
-                <w:szCs w:val="26"/>
-              </w:rPr>
-            </w:pPr>
-            <w:r>
-              <w:rPr>
-                <w:rFonts w:cs="Times New Roman"/>
+                <w:bCs/>
+                <w:sz w:val="26"/>
+                <w:szCs w:val="26"/>
+              </w:rPr>
+            </w:pPr>
+            <w:r>
+              <w:rPr>
+                <w:rFonts w:cs="Times New Roman"/>
+                <w:bCs/>
                 <w:sz w:val="26"/>
                 <w:szCs w:val="26"/>
               </w:rPr>
@@ -10869,13 +11170,15 @@
             <w:pPr>
               <w:rPr>
                 <w:rFonts w:cs="Times New Roman"/>
-                <w:sz w:val="26"/>
-                <w:szCs w:val="26"/>
-              </w:rPr>
-            </w:pPr>
-            <w:r>
-              <w:rPr>
-                <w:rFonts w:cs="Times New Roman"/>
+                <w:bCs/>
+                <w:sz w:val="26"/>
+                <w:szCs w:val="26"/>
+              </w:rPr>
+            </w:pPr>
+            <w:r>
+              <w:rPr>
+                <w:rFonts w:cs="Times New Roman"/>
+                <w:bCs/>
                 <w:sz w:val="26"/>
                 <w:szCs w:val="26"/>
               </w:rPr>
@@ -10935,14 +11238,15 @@
             <w:pPr>
               <w:rPr>
                 <w:rFonts w:cs="Times New Roman"/>
-                <w:sz w:val="26"/>
-                <w:szCs w:val="26"/>
-              </w:rPr>
-            </w:pPr>
-            <w:r>
-              <w:rPr>
-                <w:rFonts w:cs="Times New Roman"/>
-                <w:b/>
+                <w:bCs/>
+                <w:sz w:val="26"/>
+                <w:szCs w:val="26"/>
+              </w:rPr>
+            </w:pPr>
+            <w:r>
+              <w:rPr>
+                <w:rFonts w:cs="Times New Roman"/>
+                <w:bCs/>
                 <w:sz w:val="26"/>
                 <w:szCs w:val="26"/>
               </w:rPr>
@@ -10958,14 +11262,15 @@
             <w:pPr>
               <w:rPr>
                 <w:rFonts w:cs="Times New Roman"/>
-                <w:sz w:val="26"/>
-                <w:szCs w:val="26"/>
-              </w:rPr>
-            </w:pPr>
-            <w:r>
-              <w:rPr>
-                <w:rFonts w:cs="Times New Roman"/>
-                <w:b/>
+                <w:bCs/>
+                <w:sz w:val="26"/>
+                <w:szCs w:val="26"/>
+              </w:rPr>
+            </w:pPr>
+            <w:r>
+              <w:rPr>
+                <w:rFonts w:cs="Times New Roman"/>
+                <w:bCs/>
                 <w:sz w:val="26"/>
                 <w:szCs w:val="26"/>
               </w:rPr>
@@ -10987,13 +11292,15 @@
             <w:pPr>
               <w:rPr>
                 <w:rFonts w:cs="Times New Roman"/>
-                <w:sz w:val="26"/>
-                <w:szCs w:val="26"/>
-              </w:rPr>
-            </w:pPr>
-            <w:r>
-              <w:rPr>
-                <w:rFonts w:cs="Times New Roman"/>
+                <w:bCs/>
+                <w:sz w:val="26"/>
+                <w:szCs w:val="26"/>
+              </w:rPr>
+            </w:pPr>
+            <w:r>
+              <w:rPr>
+                <w:rFonts w:cs="Times New Roman"/>
+                <w:bCs/>
                 <w:sz w:val="26"/>
                 <w:szCs w:val="26"/>
               </w:rPr>
@@ -11010,13 +11317,15 @@
             <w:pPr>
               <w:rPr>
                 <w:rFonts w:cs="Times New Roman"/>
-                <w:sz w:val="26"/>
-                <w:szCs w:val="26"/>
-              </w:rPr>
-            </w:pPr>
-            <w:r>
-              <w:rPr>
-                <w:rFonts w:cs="Times New Roman"/>
+                <w:bCs/>
+                <w:sz w:val="26"/>
+                <w:szCs w:val="26"/>
+              </w:rPr>
+            </w:pPr>
+            <w:r>
+              <w:rPr>
+                <w:rFonts w:cs="Times New Roman"/>
+                <w:bCs/>
                 <w:sz w:val="26"/>
                 <w:szCs w:val="26"/>
               </w:rPr>
@@ -11038,13 +11347,15 @@
             <w:pPr>
               <w:rPr>
                 <w:rFonts w:cs="Times New Roman"/>
-                <w:sz w:val="26"/>
-                <w:szCs w:val="26"/>
-              </w:rPr>
-            </w:pPr>
-            <w:r>
-              <w:rPr>
-                <w:rFonts w:cs="Times New Roman"/>
+                <w:bCs/>
+                <w:sz w:val="26"/>
+                <w:szCs w:val="26"/>
+              </w:rPr>
+            </w:pPr>
+            <w:r>
+              <w:rPr>
+                <w:rFonts w:cs="Times New Roman"/>
+                <w:bCs/>
                 <w:sz w:val="26"/>
                 <w:szCs w:val="26"/>
               </w:rPr>
@@ -11061,13 +11372,15 @@
             <w:pPr>
               <w:rPr>
                 <w:rFonts w:cs="Times New Roman"/>
-                <w:sz w:val="26"/>
-                <w:szCs w:val="26"/>
-              </w:rPr>
-            </w:pPr>
-            <w:r>
-              <w:rPr>
-                <w:rFonts w:cs="Times New Roman"/>
+                <w:bCs/>
+                <w:sz w:val="26"/>
+                <w:szCs w:val="26"/>
+              </w:rPr>
+            </w:pPr>
+            <w:r>
+              <w:rPr>
+                <w:rFonts w:cs="Times New Roman"/>
+                <w:bCs/>
                 <w:sz w:val="26"/>
                 <w:szCs w:val="26"/>
               </w:rPr>
@@ -11089,13 +11402,15 @@
             <w:pPr>
               <w:rPr>
                 <w:rFonts w:cs="Times New Roman"/>
-                <w:sz w:val="26"/>
-                <w:szCs w:val="26"/>
-              </w:rPr>
-            </w:pPr>
-            <w:r>
-              <w:rPr>
-                <w:rFonts w:cs="Times New Roman"/>
+                <w:bCs/>
+                <w:sz w:val="26"/>
+                <w:szCs w:val="26"/>
+              </w:rPr>
+            </w:pPr>
+            <w:r>
+              <w:rPr>
+                <w:rFonts w:cs="Times New Roman"/>
+                <w:bCs/>
                 <w:sz w:val="26"/>
                 <w:szCs w:val="26"/>
               </w:rPr>
@@ -11112,13 +11427,15 @@
             <w:pPr>
               <w:rPr>
                 <w:rFonts w:cs="Times New Roman"/>
-                <w:sz w:val="26"/>
-                <w:szCs w:val="26"/>
-              </w:rPr>
-            </w:pPr>
-            <w:r>
-              <w:rPr>
-                <w:rFonts w:cs="Times New Roman"/>
+                <w:bCs/>
+                <w:sz w:val="26"/>
+                <w:szCs w:val="26"/>
+              </w:rPr>
+            </w:pPr>
+            <w:r>
+              <w:rPr>
+                <w:rFonts w:cs="Times New Roman"/>
+                <w:bCs/>
                 <w:sz w:val="26"/>
                 <w:szCs w:val="26"/>
               </w:rPr>
@@ -11140,13 +11457,15 @@
             <w:pPr>
               <w:rPr>
                 <w:rFonts w:cs="Times New Roman"/>
-                <w:sz w:val="26"/>
-                <w:szCs w:val="26"/>
-              </w:rPr>
-            </w:pPr>
-            <w:r>
-              <w:rPr>
-                <w:rFonts w:cs="Times New Roman"/>
+                <w:bCs/>
+                <w:sz w:val="26"/>
+                <w:szCs w:val="26"/>
+              </w:rPr>
+            </w:pPr>
+            <w:r>
+              <w:rPr>
+                <w:rFonts w:cs="Times New Roman"/>
+                <w:bCs/>
                 <w:sz w:val="26"/>
                 <w:szCs w:val="26"/>
               </w:rPr>
@@ -11163,13 +11482,15 @@
             <w:pPr>
               <w:rPr>
                 <w:rFonts w:cs="Times New Roman"/>
-                <w:sz w:val="26"/>
-                <w:szCs w:val="26"/>
-              </w:rPr>
-            </w:pPr>
-            <w:r>
-              <w:rPr>
-                <w:rFonts w:cs="Times New Roman"/>
+                <w:bCs/>
+                <w:sz w:val="26"/>
+                <w:szCs w:val="26"/>
+              </w:rPr>
+            </w:pPr>
+            <w:r>
+              <w:rPr>
+                <w:rFonts w:cs="Times New Roman"/>
+                <w:bCs/>
                 <w:sz w:val="26"/>
                 <w:szCs w:val="26"/>
               </w:rPr>
@@ -11191,13 +11512,15 @@
             <w:pPr>
               <w:rPr>
                 <w:rFonts w:cs="Times New Roman"/>
-                <w:sz w:val="26"/>
-                <w:szCs w:val="26"/>
-              </w:rPr>
-            </w:pPr>
-            <w:r>
-              <w:rPr>
-                <w:rFonts w:cs="Times New Roman"/>
+                <w:bCs/>
+                <w:sz w:val="26"/>
+                <w:szCs w:val="26"/>
+              </w:rPr>
+            </w:pPr>
+            <w:r>
+              <w:rPr>
+                <w:rFonts w:cs="Times New Roman"/>
+                <w:bCs/>
                 <w:sz w:val="26"/>
                 <w:szCs w:val="26"/>
               </w:rPr>
@@ -11214,13 +11537,15 @@
             <w:pPr>
               <w:rPr>
                 <w:rFonts w:cs="Times New Roman"/>
-                <w:sz w:val="26"/>
-                <w:szCs w:val="26"/>
-              </w:rPr>
-            </w:pPr>
-            <w:r>
-              <w:rPr>
-                <w:rFonts w:cs="Times New Roman"/>
+                <w:bCs/>
+                <w:sz w:val="26"/>
+                <w:szCs w:val="26"/>
+              </w:rPr>
+            </w:pPr>
+            <w:r>
+              <w:rPr>
+                <w:rFonts w:cs="Times New Roman"/>
+                <w:bCs/>
                 <w:sz w:val="26"/>
                 <w:szCs w:val="26"/>
               </w:rPr>
@@ -11242,13 +11567,15 @@
             <w:pPr>
               <w:rPr>
                 <w:rFonts w:cs="Times New Roman"/>
-                <w:sz w:val="26"/>
-                <w:szCs w:val="26"/>
-              </w:rPr>
-            </w:pPr>
-            <w:r>
-              <w:rPr>
-                <w:rFonts w:cs="Times New Roman"/>
+                <w:bCs/>
+                <w:sz w:val="26"/>
+                <w:szCs w:val="26"/>
+              </w:rPr>
+            </w:pPr>
+            <w:r>
+              <w:rPr>
+                <w:rFonts w:cs="Times New Roman"/>
+                <w:bCs/>
                 <w:sz w:val="26"/>
                 <w:szCs w:val="26"/>
               </w:rPr>
@@ -11265,13 +11592,15 @@
             <w:pPr>
               <w:rPr>
                 <w:rFonts w:cs="Times New Roman"/>
-                <w:sz w:val="26"/>
-                <w:szCs w:val="26"/>
-              </w:rPr>
-            </w:pPr>
-            <w:r>
-              <w:rPr>
-                <w:rFonts w:cs="Times New Roman"/>
+                <w:bCs/>
+                <w:sz w:val="26"/>
+                <w:szCs w:val="26"/>
+              </w:rPr>
+            </w:pPr>
+            <w:r>
+              <w:rPr>
+                <w:rFonts w:cs="Times New Roman"/>
+                <w:bCs/>
                 <w:sz w:val="26"/>
                 <w:szCs w:val="26"/>
               </w:rPr>
@@ -11293,13 +11622,15 @@
             <w:pPr>
               <w:rPr>
                 <w:rFonts w:cs="Times New Roman"/>
-                <w:sz w:val="26"/>
-                <w:szCs w:val="26"/>
-              </w:rPr>
-            </w:pPr>
-            <w:r>
-              <w:rPr>
-                <w:rFonts w:cs="Times New Roman"/>
+                <w:bCs/>
+                <w:sz w:val="26"/>
+                <w:szCs w:val="26"/>
+              </w:rPr>
+            </w:pPr>
+            <w:r>
+              <w:rPr>
+                <w:rFonts w:cs="Times New Roman"/>
+                <w:bCs/>
                 <w:sz w:val="26"/>
                 <w:szCs w:val="26"/>
               </w:rPr>
@@ -11316,13 +11647,15 @@
             <w:pPr>
               <w:rPr>
                 <w:rFonts w:cs="Times New Roman"/>
-                <w:sz w:val="26"/>
-                <w:szCs w:val="26"/>
-              </w:rPr>
-            </w:pPr>
-            <w:r>
-              <w:rPr>
-                <w:rFonts w:cs="Times New Roman"/>
+                <w:bCs/>
+                <w:sz w:val="26"/>
+                <w:szCs w:val="26"/>
+              </w:rPr>
+            </w:pPr>
+            <w:r>
+              <w:rPr>
+                <w:rFonts w:cs="Times New Roman"/>
+                <w:bCs/>
                 <w:sz w:val="26"/>
                 <w:szCs w:val="26"/>
               </w:rPr>
@@ -11450,6 +11783,7 @@
       <w:pPr>
         <w:rPr>
           <w:rFonts w:cs="Times New Roman"/>
+          <w:bCs/>
           <w:sz w:val="26"/>
           <w:szCs w:val="26"/>
         </w:rPr>
@@ -11457,7 +11791,7 @@
       <w:r>
         <w:rPr>
           <w:rFonts w:cs="Times New Roman"/>
-          <w:b/>
+          <w:bCs/>
           <w:sz w:val="26"/>
           <w:szCs w:val="26"/>
         </w:rPr>
@@ -11467,7 +11801,7 @@
       <w:r>
         <w:rPr>
           <w:rFonts w:cs="Times New Roman"/>
-          <w:b/>
+          <w:bCs/>
           <w:sz w:val="26"/>
           <w:szCs w:val="26"/>
         </w:rPr>
@@ -11477,7 +11811,7 @@
       <w:r>
         <w:rPr>
           <w:rFonts w:cs="Times New Roman"/>
-          <w:b/>
+          <w:bCs/>
           <w:sz w:val="26"/>
           <w:szCs w:val="26"/>
         </w:rPr>
@@ -11487,7 +11821,7 @@
       <w:r>
         <w:rPr>
           <w:rFonts w:cs="Times New Roman"/>
-          <w:b/>
+          <w:bCs/>
           <w:sz w:val="26"/>
           <w:szCs w:val="26"/>
         </w:rPr>
@@ -11497,7 +11831,7 @@
       <w:r>
         <w:rPr>
           <w:rFonts w:cs="Times New Roman"/>
-          <w:b/>
+          <w:bCs/>
           <w:sz w:val="26"/>
           <w:szCs w:val="26"/>
         </w:rPr>
@@ -11519,7 +11853,6 @@
           <w:color w:val="auto"/>
           <w:sz w:val="26"/>
         </w:rPr>
-        <w:lastRenderedPageBreak/>
         <w:t>f) Kiểm chứng bằng khai triển trực tiếp</w:t>
       </w:r>
     </w:p>
@@ -11696,6 +12029,7 @@
           <w:color w:val="auto"/>
           <w:sz w:val="26"/>
         </w:rPr>
+        <w:lastRenderedPageBreak/>
         <w:t>h) PyTorch Autograd</w:t>
       </w:r>
     </w:p>
@@ -13116,6 +13450,7 @@
   <w:style w:type="character" w:default="1" w:styleId="DefaultParagraphFont">
     <w:name w:val="Default Paragraph Font"/>
     <w:uiPriority w:val="1"/>
+    <w:semiHidden/>
     <w:unhideWhenUsed/>
   </w:style>
   <w:style w:type="table" w:default="1" w:styleId="TableNormal">
